--- a/public/doc/ảnh 3.docx
+++ b/public/doc/ảnh 3.docx
@@ -19,7 +19,7 @@
           <w:szCs w:val="28"/>
           <w:lang w:val="vi-VN"/>
         </w:rPr>
-        <w:t>III. MẢNG ẢNH</w:t>
+        <w:t>MẢNG ẢNH</w:t>
       </w:r>
       <w:r>
         <w:rPr>
@@ -29,7 +29,7 @@
           <w:szCs w:val="28"/>
           <w:lang w:val="en-US"/>
         </w:rPr>
-        <w:t xml:space="preserve"> </w:t>
+        <w:t xml:space="preserve"> THỨ 3: </w:t>
       </w:r>
       <w:r>
         <w:rPr>
@@ -67,20 +67,17 @@
         <w:widowControl w:val="0"/>
         <w:spacing w:after="0"/>
         <w:ind w:left="0" w:firstLine="720"/>
-      </w:pPr>
-      <w:r>
-        <w:rPr>
-          <w:b/>
-          <w:bCs/>
-        </w:rPr>
-        <w:t>1</w:t>
-      </w:r>
-      <w:r>
-        <w:rPr>
-          <w:b/>
-          <w:bCs/>
-        </w:rPr>
-        <w:t>) Chủ đề mảng ảnh:</w:t>
+        <w:rPr>
+          <w:i/>
+          <w:iCs/>
+        </w:rPr>
+      </w:pPr>
+      <w:r>
+        <w:rPr>
+          <w:i/>
+          <w:iCs/>
+        </w:rPr>
+        <w:t>Kính thưa toàn thể các đồng chí!</w:t>
       </w:r>
     </w:p>
     <w:p>
@@ -88,17 +85,36 @@
         <w:widowControl w:val="0"/>
         <w:spacing w:after="0"/>
         <w:ind w:left="0" w:firstLine="720"/>
-        <w:rPr>
-          <w:i/>
-          <w:iCs/>
-        </w:rPr>
-      </w:pPr>
-      <w:r>
-        <w:rPr>
-          <w:i/>
-          <w:iCs/>
-        </w:rPr>
-        <w:t>Kính thưa toàn thể các đồng chí!</w:t>
+      </w:pPr>
+      <w:r>
+        <w:t xml:space="preserve">Trước mắt chúng ta là mảng ảnh với chủ đề </w:t>
+      </w:r>
+      <w:r>
+        <w:rPr>
+          <w:b/>
+          <w:bCs/>
+        </w:rPr>
+        <w:t>“Chủ tịch Hồ Chí Minh – Cuộc đời và sự nghiệp”</w:t>
+      </w:r>
+      <w:r>
+        <w:t xml:space="preserve">. Dưới dòng chữ đỏ rực rỡ, trang trọng tựa như một lời thề sắt son: </w:t>
+      </w:r>
+      <w:r>
+        <w:rPr>
+          <w:b/>
+          <w:bCs/>
+        </w:rPr>
+        <w:t>“PHÁT HUY BẢN CHẤT CAO ĐẸP ‘BỘ ĐỘI CỤ HỒ</w:t>
+      </w:r>
+      <w:r>
+        <w:rPr>
+          <w:b/>
+          <w:bCs/>
+        </w:rPr>
+        <w:t>”</w:t>
+      </w:r>
+      <w:r>
+        <w:t>, mảng ảnh khái quát những dấu mốc tiêu biểu trong cuộc đời, sự nghiệp cách mạng vĩ đại của Người; đồng thời làm nổi bật tư tưởng, đạo đức, phong cách mẫu mực của vị lãnh tụ kính yêu của dân tộc Việt Nam.</w:t>
       </w:r>
     </w:p>
     <w:p>
@@ -108,43 +124,6 @@
         <w:ind w:left="0" w:firstLine="720"/>
       </w:pPr>
       <w:r>
-        <w:t xml:space="preserve">Trước mắt chúng ta là mảng ảnh với chủ đề </w:t>
-      </w:r>
-      <w:r>
-        <w:rPr>
-          <w:b/>
-          <w:bCs/>
-        </w:rPr>
-        <w:t>“Chủ tịch Hồ Chí Minh – Cuộc đời và sự nghiệp”</w:t>
-      </w:r>
-      <w:r>
-        <w:t xml:space="preserve">. Dưới dòng chữ đỏ rực rỡ, trang trọng tựa như một lời thề sắt son: </w:t>
-      </w:r>
-      <w:r>
-        <w:rPr>
-          <w:b/>
-          <w:bCs/>
-        </w:rPr>
-        <w:t>“PHÁT HUY BẢN CHẤT CAO ĐẸP ‘BỘ ĐỘI CỤ HỒ</w:t>
-      </w:r>
-      <w:r>
-        <w:rPr>
-          <w:b/>
-          <w:bCs/>
-        </w:rPr>
-        <w:t>”</w:t>
-      </w:r>
-      <w:r>
-        <w:t>, mảng ảnh khái quát những dấu mốc tiêu biểu trong cuộc đời, sự nghiệp cách mạng vĩ đại của Người; đồng thời làm nổi bật tư tưởng, đạo đức, phong cách mẫu mực của vị lãnh tụ kính yêu của dân tộc Việt Nam.</w:t>
-      </w:r>
-    </w:p>
-    <w:p>
-      <w:pPr>
-        <w:widowControl w:val="0"/>
-        <w:spacing w:after="0"/>
-        <w:ind w:left="0" w:firstLine="720"/>
-      </w:pPr>
-      <w:r>
         <w:t xml:space="preserve">Chủ tịch Hồ Chí Minh không chỉ là </w:t>
       </w:r>
       <w:r>
@@ -158,30 +137,6 @@
       </w:r>
       <w:r>
         <w:t>gười khai sinh ra nước Việt Nam Dân chủ Cộng hoà, mà còn là biểu tượng sáng ngời của chủ nghĩa anh hùng cách mạng, ý chí độc lập dân tộc, khát vọng hòa bình, tự do và hạnh phúc cho Nhân dân. Cuộc đời và sự nghiệp của Người là bản anh hùng ca bất diệt, là nguồn sáng soi đường cho cách mạng Việt Nam hôm qua, hôm nay và mãi mãi về sau.</w:t>
-      </w:r>
-    </w:p>
-    <w:p>
-      <w:pPr>
-        <w:spacing w:after="0"/>
-        <w:ind w:left="0" w:firstLine="720"/>
-        <w:rPr>
-          <w:b/>
-          <w:bCs/>
-        </w:rPr>
-      </w:pPr>
-      <w:r>
-        <w:rPr>
-          <w:b/>
-          <w:bCs/>
-        </w:rPr>
-        <w:t>2</w:t>
-      </w:r>
-      <w:r>
-        <w:rPr>
-          <w:b/>
-          <w:bCs/>
-        </w:rPr>
-        <w:t>) Kết cấu của mảng ảnh và từng cụm ảnh:</w:t>
       </w:r>
     </w:p>
     <w:p>
@@ -398,1113 +353,1785 @@
         <w:spacing w:after="0"/>
         <w:ind w:left="0" w:firstLine="720"/>
         <w:rPr>
-          <w:b/>
-          <w:bCs/>
+          <w:bCs/>
+          <w:i/>
+          <w:szCs w:val="28"/>
+          <w:lang w:val="vi-VN"/>
+        </w:rPr>
+      </w:pPr>
+      <w:r>
+        <w:rPr>
+          <w:bCs/>
+          <w:i/>
+          <w:szCs w:val="28"/>
+          <w:lang w:val="vi-VN"/>
+        </w:rPr>
+        <w:t>Kính thưa các đồng chí!</w:t>
+      </w:r>
+    </w:p>
+    <w:p>
+      <w:pPr>
+        <w:spacing w:after="0"/>
+        <w:ind w:left="0" w:firstLine="720"/>
+      </w:pPr>
+      <w:r>
+        <w:rPr>
+          <w:szCs w:val="28"/>
+          <w:lang w:val="vi-VN"/>
+        </w:rPr>
+        <w:t>Chủ tịch Hồ Chí Minh tên thời thơ ấu là Nguyễn Sinh Cung, sinh ngày 19/5/1890 tại làng Hoàng Trù, xã Kim Liên, huyện Nam Đàn, tỉnh Nghệ An</w:t>
+      </w:r>
+      <w:r>
+        <w:rPr>
+          <w:szCs w:val="28"/>
+        </w:rPr>
+        <w:t xml:space="preserve"> </w:t>
+      </w:r>
+      <w:r>
+        <w:rPr>
+          <w:spacing w:val="4"/>
+          <w:szCs w:val="28"/>
+        </w:rPr>
+        <w:t>(nay là xã Kim Liên, tỉnh Nghệ An)</w:t>
+      </w:r>
+      <w:r>
+        <w:rPr>
+          <w:szCs w:val="28"/>
+          <w:lang w:val="vi-VN"/>
+        </w:rPr>
+        <w:t xml:space="preserve"> </w:t>
+      </w:r>
+      <w:r>
+        <w:rPr>
+          <w:b/>
+          <w:i/>
+          <w:szCs w:val="28"/>
+          <w:lang w:val="vi-VN"/>
+        </w:rPr>
+        <w:t xml:space="preserve">(Hình ảnh ngôi nhà ở quê ngoại Bác Hồ). </w:t>
+      </w:r>
+      <w:r>
+        <w:rPr>
+          <w:bCs/>
+          <w:iCs/>
+          <w:szCs w:val="28"/>
+          <w:lang w:val="vi-VN"/>
+        </w:rPr>
+        <w:t>Người sinh ra trong một gia đình nhà Nho yêu nước, vùng quê giàu truyền thống cách mạng. Cha là cụ Nguyễn Sinh Sắc (1862 – 1929). Mẹ là cụ Hoàng Thị Loan (1868 – 1901). Gia đình Bác có 3 anh chị em bao gồm bà Nguyễn Thị Thanh, ông Nguyễn Sinh Khiêm và em út là Nguyễn Sinh Thuận.</w:t>
+      </w:r>
+    </w:p>
+    <w:p>
+      <w:pPr>
+        <w:spacing w:after="0"/>
+        <w:ind w:left="0" w:firstLine="720"/>
+        <w:rPr>
+          <w:b/>
+          <w:i/>
+          <w:szCs w:val="28"/>
+          <w:lang w:val="vi-VN"/>
+        </w:rPr>
+      </w:pPr>
+      <w:r>
+        <w:rPr>
+          <w:szCs w:val="28"/>
+          <w:lang w:val="vi-VN"/>
+        </w:rPr>
+        <w:t xml:space="preserve">Chứng kiến cảnh nước mất nhà tan, các phong trào yêu nước kháng Pháp nổ ra liên tiếp nhưng đều thất bại vì chưa có một đường lối đúng </w:t>
+      </w:r>
+      <w:r>
+        <w:rPr>
+          <w:szCs w:val="28"/>
+          <w:lang w:val="vi-VN"/>
+        </w:rPr>
+        <w:t xml:space="preserve">đắn. </w:t>
+      </w:r>
+      <w:r>
+        <w:rPr>
+          <w:szCs w:val="28"/>
+          <w:lang w:val="vi-VN"/>
+        </w:rPr>
+        <w:t xml:space="preserve">Ngày 5/6/1911 với tên gọi mới là Văn Ba, Người đã lên tàu Amiran Latusơ Tơrêvin, rời bến cảng Nhà Rồng đi Mácxây (Pháp) bắt đầu hành trình tìm đường cứu nước. </w:t>
+      </w:r>
+    </w:p>
+    <w:p>
+      <w:pPr>
+        <w:spacing w:after="0"/>
+        <w:ind w:left="0" w:firstLine="720"/>
+        <w:rPr>
+          <w:bCs/>
+          <w:i/>
+          <w:szCs w:val="28"/>
+          <w:lang w:val="vi-VN"/>
+        </w:rPr>
+      </w:pPr>
+      <w:r>
+        <w:rPr>
+          <w:bCs/>
+          <w:i/>
+          <w:szCs w:val="28"/>
+          <w:lang w:val="vi-VN"/>
+        </w:rPr>
+        <w:t>Thưa toàn thể các đồng chí!</w:t>
+      </w:r>
+    </w:p>
+    <w:p>
+      <w:pPr>
+        <w:spacing w:after="0"/>
+        <w:ind w:left="0" w:firstLine="720"/>
+        <w:rPr>
+          <w:bCs/>
+          <w:iCs/>
+          <w:szCs w:val="28"/>
+          <w:lang w:val="vi-VN"/>
+        </w:rPr>
+      </w:pPr>
+      <w:r>
+        <w:rPr>
+          <w:bCs/>
+          <w:iCs/>
+          <w:szCs w:val="28"/>
+        </w:rPr>
+        <w:t>Từ năm 1912 - 1917, dưới cái tên Nguyễn Tất Thành, Hồ Chí Minh đến nhiều nước ở châu Á, châu Âu, châu Mỹ, châu Phi</w:t>
+      </w:r>
+      <w:r>
+        <w:rPr>
+          <w:bCs/>
+          <w:iCs/>
+          <w:szCs w:val="28"/>
+          <w:lang w:val="vi-VN"/>
+        </w:rPr>
+        <w:t xml:space="preserve"> nhằm tìm đường cứu nước cho dân tộc</w:t>
+      </w:r>
+      <w:r>
+        <w:rPr>
+          <w:bCs/>
+          <w:iCs/>
+          <w:szCs w:val="28"/>
+        </w:rPr>
+        <w:t>.</w:t>
+      </w:r>
+    </w:p>
+    <w:p>
+      <w:pPr>
+        <w:spacing w:after="0"/>
+        <w:ind w:left="0" w:firstLine="720"/>
+        <w:rPr>
+          <w:bCs/>
+          <w:iCs/>
+          <w:szCs w:val="28"/>
+          <w:lang w:val="vi-VN"/>
+        </w:rPr>
+      </w:pPr>
+      <w:r>
+        <w:rPr>
+          <w:bCs/>
+          <w:iCs/>
+          <w:szCs w:val="28"/>
+        </w:rPr>
+        <w:t xml:space="preserve">Năm 1919, lấy tên là Nguyễn Ái Quốc, thay mặt những người Việt Nam yêu nước tại Pháp, Hồ Chí Minh đã gửi tới Hội nghị Vécxây (Versailles) bản yêu sách </w:t>
+      </w:r>
+      <w:r>
+        <w:rPr>
+          <w:bCs/>
+          <w:iCs/>
+          <w:szCs w:val="28"/>
+        </w:rPr>
+        <w:t>của</w:t>
+      </w:r>
+      <w:r>
+        <w:rPr>
+          <w:bCs/>
+          <w:iCs/>
+          <w:szCs w:val="28"/>
+          <w:lang w:val="vi-VN"/>
+        </w:rPr>
+        <w:t xml:space="preserve"> nhân dân An Nam.</w:t>
+      </w:r>
+    </w:p>
+    <w:p>
+      <w:pPr>
+        <w:spacing w:after="0"/>
+        <w:ind w:left="0" w:firstLine="720"/>
+        <w:rPr>
+          <w:bCs/>
+          <w:i/>
+          <w:spacing w:val="-2"/>
+          <w:szCs w:val="28"/>
+          <w:lang w:val="vi-VN"/>
+        </w:rPr>
+      </w:pPr>
+      <w:r>
+        <w:rPr>
+          <w:spacing w:val="-2"/>
+          <w:szCs w:val="28"/>
+          <w:lang w:val="vi-VN"/>
+        </w:rPr>
+        <w:lastRenderedPageBreak/>
+        <w:t xml:space="preserve">Tháng 7/1920 người đã đọc Luận cương của Lênin về vấn đề dân tộc và thuộc địa, Người đã tìm ra con đường cứu nước cho dân tộc Việt Nam đó là con đường cách mạng vô </w:t>
+      </w:r>
+      <w:r>
+        <w:rPr>
+          <w:spacing w:val="-2"/>
+          <w:szCs w:val="28"/>
+          <w:lang w:val="vi-VN"/>
+        </w:rPr>
+        <w:t>sản.</w:t>
+      </w:r>
+    </w:p>
+    <w:p>
+      <w:pPr>
+        <w:spacing w:after="0"/>
+        <w:ind w:left="0" w:firstLine="720"/>
+        <w:rPr>
+          <w:b/>
+          <w:i/>
+          <w:spacing w:val="-2"/>
+          <w:szCs w:val="28"/>
+          <w:lang w:val="vi-VN"/>
+        </w:rPr>
+      </w:pPr>
+      <w:r>
+        <w:rPr>
+          <w:spacing w:val="-2"/>
+          <w:szCs w:val="28"/>
+          <w:lang w:val="vi-VN"/>
+        </w:rPr>
+        <w:t xml:space="preserve">Tháng 12/1920, Nguyễn Ái Quốc tham dự Đại hội lần thứ XVIII Đảng Xã hội Pháp và bỏ phiếu tán thành Đảng gia nhập Quốc tế III (Quốc tế Cộng sản), trở thành một trong những người sáng lập Đảng Cộng sản Pháp. </w:t>
+      </w:r>
+    </w:p>
+    <w:p>
+      <w:pPr>
+        <w:spacing w:after="0"/>
+        <w:ind w:left="0" w:firstLine="720"/>
+        <w:rPr>
+          <w:spacing w:val="-2"/>
+          <w:szCs w:val="28"/>
+          <w:lang w:val="vi-VN"/>
+        </w:rPr>
+      </w:pPr>
+      <w:r>
+        <w:rPr>
+          <w:spacing w:val="-2"/>
+          <w:szCs w:val="28"/>
+        </w:rPr>
+        <w:t>Tháng 6/1923, Nguyễn Ái Quốc từ Pháp sang Liên Xô, làm việc tại Quốc tế Cộng sản. </w:t>
+      </w:r>
+      <w:r>
+        <w:rPr>
+          <w:szCs w:val="28"/>
+          <w:lang w:val="vi-VN"/>
+        </w:rPr>
+        <w:t>Tại Đại hội Quốc tế cộng sản lần thứ V, Nguyễn Ái Quốc được bầu là thành viên của Quốc tế Cộng Sản</w:t>
+      </w:r>
+    </w:p>
+    <w:p>
+      <w:pPr>
+        <w:spacing w:after="0"/>
+        <w:ind w:left="0" w:firstLine="720"/>
+        <w:rPr>
+          <w:spacing w:val="-2"/>
+          <w:szCs w:val="28"/>
+          <w:lang w:val="vi-VN"/>
+        </w:rPr>
+      </w:pPr>
+      <w:r>
+        <w:rPr>
+          <w:spacing w:val="-2"/>
+          <w:szCs w:val="28"/>
+        </w:rPr>
+        <w:t>Tháng</w:t>
+      </w:r>
+      <w:r>
+        <w:rPr>
+          <w:spacing w:val="-2"/>
+          <w:szCs w:val="28"/>
+          <w:lang w:val="vi-VN"/>
+        </w:rPr>
+        <w:t xml:space="preserve"> 6/</w:t>
+      </w:r>
+      <w:r>
+        <w:rPr>
+          <w:spacing w:val="-2"/>
+          <w:szCs w:val="28"/>
+        </w:rPr>
+        <w:t>1925, Nguyễn Ái Quốc thành lập Hội Việt Nam Cách mạng Thanh niên, trực tiếp mở lớp huấn luyện đào tạo cán bộ cách mạng, nhằm truyền bá chủ nghĩa Mác - Lênin về Việt Nam, chuẩn bị cho việc thành lập Đảng Cộng sản Việt Nam.</w:t>
+      </w:r>
+    </w:p>
+    <w:p>
+      <w:pPr>
+        <w:spacing w:after="0"/>
+        <w:ind w:left="0" w:firstLine="720"/>
+        <w:rPr>
+          <w:szCs w:val="28"/>
+          <w:lang w:val="vi-VN"/>
+        </w:rPr>
+      </w:pPr>
+      <w:r>
+        <w:rPr>
+          <w:szCs w:val="28"/>
+          <w:lang w:val="vi-VN"/>
+        </w:rPr>
+        <w:t>Từ ngày 06/01 – 07/2/1930, Nguyễn Ái Quốc chủ trì Hội nghị thành lập Đảng tại Cửu Long, Hồng Kông (Trung Quốc). Hội nghị đã</w:t>
+      </w:r>
+      <w:r>
+        <w:rPr>
+          <w:szCs w:val="28"/>
+          <w:lang w:val="vi-VN"/>
+        </w:rPr>
+        <w:t xml:space="preserve"> thống nhất thành lập một đảng duy nhất lấy tên là Đảng Cộng sản Việt Nam và</w:t>
+      </w:r>
+      <w:r>
+        <w:rPr>
+          <w:szCs w:val="28"/>
+          <w:lang w:val="vi-VN"/>
+        </w:rPr>
+        <w:t xml:space="preserve"> thông qua Chính cương vắn tắt, Sách lược vắn tắt, Điều lệ vắn </w:t>
+      </w:r>
+      <w:r>
+        <w:rPr>
+          <w:szCs w:val="28"/>
+          <w:lang w:val="vi-VN"/>
+        </w:rPr>
+        <w:t>tắt, Chương trình tóm tắt.</w:t>
+      </w:r>
+    </w:p>
+    <w:p>
+      <w:pPr>
+        <w:spacing w:after="0"/>
+        <w:ind w:left="0" w:firstLine="720"/>
+        <w:rPr>
+          <w:b/>
+          <w:i/>
+          <w:spacing w:val="-4"/>
+          <w:szCs w:val="28"/>
+          <w:lang w:val="vi-VN"/>
+        </w:rPr>
+      </w:pPr>
+      <w:r>
+        <w:rPr>
+          <w:spacing w:val="-4"/>
+          <w:szCs w:val="28"/>
+          <w:lang w:val="vi-VN"/>
+        </w:rPr>
+        <w:t xml:space="preserve">Tháng 8/1932, Hồ Chí Minh bị chính quyền Tưởng Giới Thạch bắt giam vô cớ. Trong suốt 13 tháng ở tù tuy bị đầy ải vô cùng cực khổ, Người vẫn giữ phong thái ung dung tự tại của một người yêu nước, </w:t>
+      </w:r>
+      <w:r>
+        <w:rPr>
+          <w:spacing w:val="-4"/>
+          <w:szCs w:val="28"/>
+          <w:lang w:val="vi-VN"/>
+        </w:rPr>
+        <w:t>một lòng lo cho đất nước, dân tộc. Ở đây Người đã sáng tác tập thơ Nhật ký trong tù</w:t>
+      </w:r>
+    </w:p>
+    <w:p>
+      <w:pPr>
+        <w:spacing w:after="0"/>
+        <w:ind w:left="0" w:firstLine="720"/>
+        <w:rPr>
+          <w:szCs w:val="28"/>
+          <w:lang w:val="vi-VN"/>
+        </w:rPr>
+      </w:pPr>
+      <w:r>
+        <w:rPr>
+          <w:szCs w:val="28"/>
+          <w:lang w:val="vi-VN"/>
+        </w:rPr>
+        <w:t xml:space="preserve">Sau hơn 30 năm bôn ba nước ngoài, đi tìm đường cứu nước. Ngày 28/01/1941, Người về nước trực tiếp lãnh đạo cuộc đấu tranh giải phóng dân tộc. </w:t>
+      </w:r>
+    </w:p>
+    <w:p>
+      <w:pPr>
+        <w:spacing w:after="0"/>
+        <w:ind w:left="0" w:firstLine="720"/>
+        <w:rPr>
+          <w:szCs w:val="28"/>
+          <w:lang w:val="vi-VN"/>
+        </w:rPr>
+      </w:pPr>
+      <w:r>
+        <w:rPr>
+          <w:szCs w:val="28"/>
+        </w:rPr>
+        <w:t xml:space="preserve">Năm 1941, Người chỉ đạo thành lập </w:t>
+      </w:r>
+      <w:r>
+        <w:rPr>
+          <w:szCs w:val="28"/>
+        </w:rPr>
+        <w:t>Mặt</w:t>
+      </w:r>
+      <w:r>
+        <w:rPr>
+          <w:szCs w:val="28"/>
+          <w:lang w:val="vi-VN"/>
+        </w:rPr>
+        <w:t xml:space="preserve"> trận Việt Minh. </w:t>
+      </w:r>
+      <w:r>
+        <w:rPr>
+          <w:szCs w:val="28"/>
+        </w:rPr>
+        <w:t>T</w:t>
+      </w:r>
+      <w:r>
+        <w:rPr>
+          <w:szCs w:val="28"/>
+        </w:rPr>
+        <w:t xml:space="preserve">ổ chức lực lượng vũ trang, xây dựng căn cứ địa cách mạng, lãnh đạo nhân dân khởi nghĩa từng phần và tổng khởi nghĩa giành chính quyền trong cả nước. </w:t>
+      </w:r>
+    </w:p>
+    <w:p>
+      <w:pPr>
+        <w:spacing w:after="0"/>
+        <w:ind w:left="0" w:firstLine="720"/>
+        <w:rPr>
+          <w:szCs w:val="28"/>
+          <w:lang w:val="vi-VN"/>
+        </w:rPr>
+      </w:pPr>
+      <w:r>
+        <w:rPr>
+          <w:szCs w:val="28"/>
+        </w:rPr>
+        <w:t xml:space="preserve">Tháng 12/1944, </w:t>
+      </w:r>
+      <w:r>
+        <w:rPr>
+          <w:szCs w:val="28"/>
+        </w:rPr>
+        <w:t>Chủ</w:t>
+      </w:r>
+      <w:r>
+        <w:rPr>
+          <w:szCs w:val="28"/>
+          <w:lang w:val="vi-VN"/>
+        </w:rPr>
+        <w:t xml:space="preserve"> tịch </w:t>
+      </w:r>
+      <w:r>
+        <w:rPr>
+          <w:szCs w:val="28"/>
+        </w:rPr>
+        <w:t>Hồ Chí Minh chỉ thị thành lập Đội Việt Nam tuyên truyền giải phóng quân, tiền thân của Quân đội nhân dân Việt Nam.</w:t>
+      </w:r>
+    </w:p>
+    <w:p>
+      <w:pPr>
+        <w:spacing w:after="0"/>
+        <w:ind w:left="0" w:firstLine="720"/>
+        <w:rPr>
+          <w:szCs w:val="28"/>
+          <w:lang w:val="vi-VN"/>
+        </w:rPr>
+      </w:pPr>
+      <w:r>
+        <w:rPr>
+          <w:szCs w:val="28"/>
+        </w:rPr>
+        <w:t xml:space="preserve">Tháng 8/1945, Hồ Chí Minh cùng Trung ương Đảng lãnh đạo nhân dân khởi nghĩa giành chính quyền thắng lợi. </w:t>
+      </w:r>
+    </w:p>
+    <w:p>
+      <w:pPr>
+        <w:spacing w:after="0"/>
+        <w:ind w:left="0" w:firstLine="720"/>
+        <w:rPr>
+          <w:szCs w:val="28"/>
+          <w:lang w:val="vi-VN"/>
+        </w:rPr>
+      </w:pPr>
+      <w:r>
+        <w:rPr>
+          <w:szCs w:val="28"/>
+        </w:rPr>
+        <w:t>Ngày 2/9/1945, tại Quảng trường Ba Đình (Hà Nội),</w:t>
+      </w:r>
+      <w:r>
+        <w:rPr>
+          <w:szCs w:val="28"/>
+          <w:lang w:val="vi-VN"/>
+        </w:rPr>
+        <w:t xml:space="preserve"> </w:t>
+      </w:r>
+      <w:r>
+        <w:rPr>
+          <w:szCs w:val="28"/>
+        </w:rPr>
+        <w:t>Chủ</w:t>
+      </w:r>
+      <w:r>
+        <w:rPr>
+          <w:szCs w:val="28"/>
+          <w:lang w:val="vi-VN"/>
+        </w:rPr>
+        <w:t xml:space="preserve"> tịch</w:t>
+      </w:r>
+      <w:r>
+        <w:rPr>
+          <w:szCs w:val="28"/>
+        </w:rPr>
+        <w:t xml:space="preserve"> Hồ Chí Minh đọc</w:t>
+      </w:r>
+      <w:r>
+        <w:rPr>
+          <w:szCs w:val="28"/>
+          <w:lang w:val="vi-VN"/>
+        </w:rPr>
+        <w:t xml:space="preserve"> bản</w:t>
+      </w:r>
+      <w:r>
+        <w:rPr>
+          <w:szCs w:val="28"/>
+        </w:rPr>
+        <w:t xml:space="preserve"> “Tuyên ngôn độc lập”, tuyên bố thành lập nước Việt Nam Dân chủ Cộng </w:t>
+      </w:r>
+      <w:r>
+        <w:rPr>
+          <w:szCs w:val="28"/>
+        </w:rPr>
+        <w:t>hòa</w:t>
+      </w:r>
+      <w:r>
+        <w:rPr>
+          <w:szCs w:val="28"/>
+          <w:lang w:val="vi-VN"/>
+        </w:rPr>
+        <w:t xml:space="preserve"> nay là nước Cộng hòa xã hội chủ nghĩa Việt Nam.</w:t>
+      </w:r>
+    </w:p>
+    <w:p>
+      <w:pPr>
+        <w:spacing w:after="0"/>
+        <w:ind w:left="0" w:firstLine="720"/>
+        <w:rPr>
+          <w:szCs w:val="28"/>
           <w:lang w:val="en-US"/>
         </w:rPr>
       </w:pPr>
       <w:r>
         <w:rPr>
-          <w:b/>
-          <w:bCs/>
+          <w:szCs w:val="28"/>
+          <w:lang w:val="vi-VN"/>
+        </w:rPr>
+        <w:t>Năm 1946, tại kỳ họp thứ nhất của Quốc hội Nước Việt Nam Dân chủ Cộng hòa, Người được bầu làm Chủ</w:t>
+      </w:r>
+      <w:r>
+        <w:rPr>
+          <w:szCs w:val="28"/>
           <w:lang w:val="en-US"/>
         </w:rPr>
-        <w:t>Phân tích:</w:t>
-      </w:r>
-    </w:p>
-    <w:p>
-      <w:pPr>
-        <w:spacing w:after="0"/>
-        <w:ind w:left="0" w:firstLine="720"/>
-        <w:rPr>
-          <w:bCs/>
-          <w:i/>
-          <w:szCs w:val="28"/>
-          <w:lang w:val="vi-VN"/>
-        </w:rPr>
-      </w:pPr>
-      <w:r>
-        <w:rPr>
-          <w:bCs/>
-          <w:i/>
-          <w:szCs w:val="28"/>
-          <w:lang w:val="vi-VN"/>
+        <w:t>.</w:t>
+      </w:r>
+    </w:p>
+    <w:p>
+      <w:pPr>
+        <w:spacing w:after="0"/>
+        <w:ind w:left="0" w:firstLine="720"/>
+        <w:rPr>
+          <w:bCs/>
+          <w:i/>
+          <w:szCs w:val="28"/>
+          <w:lang w:val="vi-VN"/>
+        </w:rPr>
+      </w:pPr>
+      <w:r>
+        <w:rPr>
+          <w:bCs/>
+          <w:i/>
+          <w:szCs w:val="28"/>
+          <w:lang w:val="vi-VN"/>
+        </w:rPr>
+        <w:t>Thưa toàn thể các đồng chí!</w:t>
+      </w:r>
+    </w:p>
+    <w:p>
+      <w:pPr>
+        <w:spacing w:after="0"/>
+        <w:ind w:left="0" w:firstLine="720"/>
+        <w:rPr>
+          <w:szCs w:val="28"/>
+          <w:lang w:val="vi-VN"/>
+        </w:rPr>
+      </w:pPr>
+      <w:r>
+        <w:rPr>
+          <w:szCs w:val="28"/>
+          <w:lang w:val="vi-VN"/>
+        </w:rPr>
+        <w:t xml:space="preserve">Vừa mới ra đời, Cách mạng Việt Nam cùng một lúc phải đối phó với thù trong giặc ngoài. Trong tình thế cách mạng khó khăn </w:t>
+      </w:r>
+      <w:r>
+        <w:rPr>
+          <w:i/>
+          <w:szCs w:val="28"/>
+          <w:lang w:val="vi-VN"/>
+        </w:rPr>
+        <w:t>“Ngàn cân treo sợi tóc”</w:t>
+      </w:r>
+      <w:r>
+        <w:rPr>
+          <w:szCs w:val="28"/>
+          <w:lang w:val="vi-VN"/>
+        </w:rPr>
+        <w:t>, giặc đói, giặc dốt và giặc ngoại xâm.</w:t>
+      </w:r>
+    </w:p>
+    <w:p>
+      <w:pPr>
+        <w:spacing w:after="0"/>
+        <w:ind w:left="0" w:firstLine="720"/>
+        <w:rPr>
+          <w:b/>
+          <w:i/>
+          <w:szCs w:val="28"/>
+          <w:lang w:val="vi-VN"/>
+        </w:rPr>
+      </w:pPr>
+      <w:r>
+        <w:rPr>
+          <w:szCs w:val="28"/>
+          <w:lang w:val="vi-VN"/>
+        </w:rPr>
+        <w:t xml:space="preserve">Đêm ngày 19/12/1946 Chủ tịch Hồ Chí Minh ra lời kêu gọi </w:t>
+      </w:r>
+      <w:r>
+        <w:rPr>
+          <w:i/>
+          <w:szCs w:val="28"/>
+          <w:lang w:val="vi-VN"/>
+        </w:rPr>
+        <w:t>“Toàn quốc kháng chiến”</w:t>
+      </w:r>
+      <w:r>
+        <w:rPr>
+          <w:szCs w:val="28"/>
+          <w:lang w:val="vi-VN"/>
+        </w:rPr>
+        <w:t xml:space="preserve">; sau đó Bác Hồ và Trung ương Đảng phải sơ tán lên chiến khu Việt Bắc để </w:t>
+      </w:r>
+      <w:r>
+        <w:rPr>
+          <w:szCs w:val="28"/>
+          <w:lang w:val="vi-VN"/>
+        </w:rPr>
+        <w:lastRenderedPageBreak/>
+        <w:t xml:space="preserve">làm việc và lãnh đạo nhân dân ta trường kỳ kháng chiến chống thực dân Pháp xâm lược. </w:t>
+      </w:r>
+    </w:p>
+    <w:p>
+      <w:pPr>
+        <w:spacing w:after="0"/>
+        <w:ind w:left="0" w:firstLine="720"/>
+        <w:rPr>
+          <w:szCs w:val="28"/>
+          <w:lang w:val="vi-VN"/>
+        </w:rPr>
+      </w:pPr>
+      <w:r>
+        <w:rPr>
+          <w:szCs w:val="28"/>
+          <w:lang w:val="vi-VN"/>
+        </w:rPr>
+        <w:t xml:space="preserve">Trong suốt quá trình lãnh đạo cách </w:t>
+      </w:r>
+      <w:r>
+        <w:rPr>
+          <w:szCs w:val="28"/>
+          <w:lang w:val="vi-VN"/>
+        </w:rPr>
+        <w:t>mạng,</w:t>
+      </w:r>
+      <w:r>
+        <w:rPr>
+          <w:szCs w:val="28"/>
+          <w:lang w:val="vi-VN"/>
+        </w:rPr>
+        <w:t xml:space="preserve"> Người luôn tin tưởng vào sức mạnh của nhân dân. Bác Hồ và Trung ương đã chọn Việt Bắc làm căn cứ địa để lãnh đạo nhân dân ta kháng chiến </w:t>
+      </w:r>
+    </w:p>
+    <w:p>
+      <w:pPr>
+        <w:spacing w:after="0"/>
+        <w:ind w:left="0" w:firstLine="720"/>
+        <w:rPr>
+          <w:spacing w:val="-4"/>
+          <w:szCs w:val="28"/>
+          <w:lang w:val="vi-VN"/>
+        </w:rPr>
+      </w:pPr>
+      <w:r>
+        <w:rPr>
+          <w:spacing w:val="-4"/>
+          <w:szCs w:val="28"/>
+          <w:lang w:val="vi-VN"/>
+        </w:rPr>
+        <w:t xml:space="preserve">Sau những năm tháng ở núi rừng Việt Bắc, với chiến thắng lịch sử Điện Biên Phủ - </w:t>
+      </w:r>
+      <w:r>
+        <w:rPr>
+          <w:i/>
+          <w:spacing w:val="-4"/>
+          <w:szCs w:val="28"/>
+          <w:lang w:val="vi-VN"/>
+        </w:rPr>
+        <w:t>lững lẫy năm châu chấn động địa cầu,</w:t>
+      </w:r>
+      <w:r>
+        <w:rPr>
+          <w:spacing w:val="-4"/>
+          <w:szCs w:val="28"/>
+          <w:lang w:val="vi-VN"/>
+        </w:rPr>
+        <w:t xml:space="preserve"> đã đập tan hoàn toàn dã tâm xâm lược của thực dân Pháp và can thiệp của đế quốc Mỹ, mở ra một thời kỳ mới cho Cách mạng Việt Nam. Miền Bắc tiến lên xây dựng CNXH, ở miền Nam, đế quốc Mỹ đơn phương bác bỏ hiệp định Giơ-ne-vơ, hất cẳng thực dân Pháp, chính thức xâm lược Việt Nam dưới chế độ </w:t>
+      </w:r>
+      <w:r>
+        <w:rPr>
+          <w:i/>
+          <w:spacing w:val="-4"/>
+          <w:szCs w:val="28"/>
+          <w:lang w:val="vi-VN"/>
+        </w:rPr>
+        <w:t>“thực dân kiểu mới”</w:t>
+      </w:r>
+      <w:r>
+        <w:rPr>
+          <w:spacing w:val="-4"/>
+          <w:szCs w:val="28"/>
+          <w:lang w:val="vi-VN"/>
+        </w:rPr>
+        <w:t xml:space="preserve"> và dựng lên chính quyền bù nhìn Ngô Đình Diệm lê máy chém đi khắp chiến trường miên Nam đàn áp phong trào cách mạng.</w:t>
+      </w:r>
+    </w:p>
+    <w:p>
+      <w:pPr>
+        <w:spacing w:after="0"/>
+        <w:ind w:left="0" w:firstLine="720"/>
+        <w:rPr>
+          <w:b/>
+          <w:i/>
+          <w:szCs w:val="28"/>
+          <w:lang w:val="vi-VN"/>
+        </w:rPr>
+      </w:pPr>
+      <w:r>
+        <w:rPr>
+          <w:szCs w:val="28"/>
+          <w:lang w:val="vi-VN"/>
+        </w:rPr>
+        <w:t xml:space="preserve">Trong diễn văn khai mạc Đại hội III (9/1960) của Đảng Lao động Việt Nam, Chủ tịch Hồ Chí Minh đã chỉ rõ: </w:t>
+      </w:r>
+      <w:r>
+        <w:rPr>
+          <w:i/>
+          <w:szCs w:val="28"/>
+          <w:lang w:val="vi-VN"/>
+        </w:rPr>
+        <w:t>"Đại hội lần này là Đại hội xây dựng chủ</w:t>
+      </w:r>
+      <w:r>
+        <w:rPr>
+          <w:szCs w:val="28"/>
+          <w:lang w:val="vi-VN"/>
+        </w:rPr>
+        <w:t xml:space="preserve"> </w:t>
+      </w:r>
+      <w:r>
+        <w:rPr>
+          <w:i/>
+          <w:szCs w:val="28"/>
+          <w:lang w:val="vi-VN"/>
+        </w:rPr>
+        <w:t>nghĩa xã hội ở miền Bắc và đấu tranh hoà bình thống nhất nước nhà”</w:t>
+      </w:r>
+      <w:r>
+        <w:rPr>
+          <w:szCs w:val="28"/>
+          <w:lang w:val="vi-VN"/>
+        </w:rPr>
+        <w:t xml:space="preserve">, thể hiện tư tưởng </w:t>
+      </w:r>
+      <w:r>
+        <w:rPr>
+          <w:i/>
+          <w:szCs w:val="28"/>
+          <w:lang w:val="vi-VN"/>
+        </w:rPr>
+        <w:t>“Không có gì quý hơn độc lập tự do”</w:t>
+      </w:r>
+      <w:r>
+        <w:rPr>
+          <w:szCs w:val="28"/>
+          <w:lang w:val="vi-VN"/>
+        </w:rPr>
+        <w:t xml:space="preserve"> và </w:t>
+      </w:r>
+      <w:r>
+        <w:rPr>
+          <w:i/>
+          <w:szCs w:val="28"/>
+          <w:lang w:val="vi-VN"/>
+        </w:rPr>
+        <w:t>“Độc lập dân tộc gắn liền với chủ</w:t>
+      </w:r>
+      <w:r>
+        <w:rPr>
+          <w:szCs w:val="28"/>
+          <w:lang w:val="vi-VN"/>
+        </w:rPr>
+        <w:t xml:space="preserve"> </w:t>
+      </w:r>
+      <w:r>
+        <w:rPr>
+          <w:i/>
+          <w:szCs w:val="28"/>
+          <w:lang w:val="vi-VN"/>
+        </w:rPr>
+        <w:t>nghĩa xã hội”</w:t>
+      </w:r>
+      <w:r>
+        <w:rPr>
+          <w:szCs w:val="28"/>
+          <w:lang w:val="vi-VN"/>
+        </w:rPr>
+        <w:t xml:space="preserve">. Tại đại hội lần này Bác Hồ được bầu làm Chủ tịch Đảng. </w:t>
+      </w:r>
+    </w:p>
+    <w:p>
+      <w:pPr>
+        <w:spacing w:after="0"/>
+        <w:ind w:left="0" w:firstLine="720"/>
+        <w:rPr>
+          <w:spacing w:val="-6"/>
+          <w:szCs w:val="28"/>
+          <w:lang w:val="vi-VN"/>
+        </w:rPr>
+      </w:pPr>
+      <w:r>
+        <w:rPr>
+          <w:spacing w:val="-6"/>
+          <w:szCs w:val="28"/>
+          <w:lang w:val="vi-VN"/>
+        </w:rPr>
+        <w:t xml:space="preserve">Sinh thời, Chủ tịch Hồ Chí Minh luôn coi trọng vấn đề đoàn kết quốc gia dân tộc, đoàn kết của nhân dân. Người nhấn mạnh: </w:t>
+      </w:r>
+      <w:r>
+        <w:rPr>
+          <w:i/>
+          <w:spacing w:val="-6"/>
+          <w:szCs w:val="28"/>
+          <w:lang w:val="vi-VN"/>
+        </w:rPr>
+        <w:t>“Đoàn kết, đoàn kêt, đại đoàn kết”; “Thành công, thành công, đại thành công”</w:t>
+      </w:r>
+      <w:r>
+        <w:rPr>
+          <w:spacing w:val="-6"/>
+          <w:szCs w:val="28"/>
+          <w:lang w:val="vi-VN"/>
+        </w:rPr>
+        <w:t>...Bức ảnh “</w:t>
+      </w:r>
+      <w:r>
+        <w:rPr>
+          <w:b/>
+          <w:i/>
+          <w:spacing w:val="-6"/>
+          <w:szCs w:val="28"/>
+          <w:lang w:val="vi-VN"/>
+        </w:rPr>
+        <w:t>Bác bắt nhịp bài ca kết đoàn”</w:t>
+      </w:r>
+      <w:r>
+        <w:rPr>
+          <w:spacing w:val="-6"/>
+          <w:szCs w:val="28"/>
+          <w:lang w:val="vi-VN"/>
+        </w:rPr>
+        <w:t xml:space="preserve"> được chụp tối 03/9/1960 tại chương trình văn nghệ quần chúng chào mừng thành công của Đại hội Đảng toàn quốc lần thứ III (tổ chức tại công viên Bách Thảo, Hà Nội). </w:t>
+      </w:r>
+    </w:p>
+    <w:p>
+      <w:pPr>
+        <w:spacing w:after="0"/>
+        <w:ind w:left="0" w:firstLine="720"/>
+        <w:rPr>
+          <w:bCs/>
+          <w:i/>
+          <w:szCs w:val="28"/>
+          <w:lang w:val="vi-VN"/>
+        </w:rPr>
+      </w:pPr>
+      <w:r>
+        <w:rPr>
+          <w:bCs/>
+          <w:i/>
+          <w:szCs w:val="28"/>
+          <w:lang w:val="vi-VN"/>
+        </w:rPr>
+        <w:t>Thưa toàn thể các đồng chí!</w:t>
+      </w:r>
+    </w:p>
+    <w:p>
+      <w:pPr>
+        <w:spacing w:after="0"/>
+        <w:ind w:left="0" w:firstLine="720"/>
+        <w:rPr>
+          <w:szCs w:val="28"/>
+          <w:lang w:val="vi-VN"/>
+        </w:rPr>
+      </w:pPr>
+      <w:r>
+        <w:rPr>
+          <w:szCs w:val="28"/>
+          <w:lang w:val="vi-VN"/>
+        </w:rPr>
+        <w:t xml:space="preserve">Ước nguyện lớn nhất của Bác khi còn sống đó là thống nhất hai miền Nam - Bắc, Bác cũng dành tặng cho miền Nam những tình cảm hết sức đặc biệt. Trong tâm </w:t>
+      </w:r>
+      <w:r>
+        <w:rPr>
+          <w:szCs w:val="28"/>
+          <w:lang w:val="vi-VN"/>
+        </w:rPr>
+        <w:t>trí,</w:t>
+      </w:r>
+      <w:r>
+        <w:rPr>
+          <w:szCs w:val="28"/>
+          <w:lang w:val="vi-VN"/>
+        </w:rPr>
+        <w:t xml:space="preserve"> Người lúc nào cũng nghĩ về Miền Nam ruột thịt, những lúc cuối đời lâm bệnh nặng, nằm trên giường bệnh, những lúc Bác tỉnh lại, câu đầu tiên lúc nào Bác cũng hỏi hôm nay Miền Nam có thắng lớn không </w:t>
+      </w:r>
+    </w:p>
+    <w:p>
+      <w:pPr>
+        <w:spacing w:after="0"/>
+        <w:ind w:left="0" w:firstLine="720"/>
+        <w:rPr>
+          <w:bCs/>
+          <w:szCs w:val="28"/>
+          <w:lang w:val="vi-VN"/>
+        </w:rPr>
+      </w:pPr>
+      <w:r>
+        <w:rPr>
+          <w:bCs/>
+          <w:szCs w:val="28"/>
+          <w:lang w:val="vi-VN"/>
+        </w:rPr>
+        <w:t>Nói về nỗi lòng của Bác đối với miền Nam ruột thịt, trong bài thơ “Bác ơi”, nhà thơ Tố Hữu đã viết:</w:t>
+      </w:r>
+    </w:p>
+    <w:p>
+      <w:pPr>
+        <w:spacing w:after="0"/>
+        <w:ind w:left="0" w:firstLine="720"/>
+        <w:jc w:val="center"/>
+        <w:rPr>
+          <w:bCs/>
+          <w:i/>
+          <w:iCs/>
+          <w:szCs w:val="28"/>
+          <w:lang w:val="vi-VN"/>
+        </w:rPr>
+      </w:pPr>
+      <w:r>
+        <w:rPr>
+          <w:bCs/>
+          <w:i/>
+          <w:iCs/>
+          <w:szCs w:val="28"/>
+          <w:lang w:val="vi-VN"/>
+        </w:rPr>
+        <w:t>“Bác nhớ miền Nam, nỗi nhớ nhà</w:t>
+      </w:r>
+    </w:p>
+    <w:p>
+      <w:pPr>
+        <w:spacing w:after="0"/>
+        <w:ind w:left="0" w:firstLine="720"/>
+        <w:jc w:val="center"/>
+        <w:rPr>
+          <w:bCs/>
+          <w:i/>
+          <w:iCs/>
+          <w:szCs w:val="28"/>
+        </w:rPr>
+      </w:pPr>
+      <w:r>
+        <w:rPr>
+          <w:bCs/>
+          <w:i/>
+          <w:iCs/>
+          <w:szCs w:val="28"/>
+        </w:rPr>
+        <w:t>Miền Nam mong Bác, nỗi mong cha</w:t>
+      </w:r>
+    </w:p>
+    <w:p>
+      <w:pPr>
+        <w:spacing w:after="0"/>
+        <w:ind w:left="0" w:firstLine="720"/>
+        <w:jc w:val="center"/>
+        <w:rPr>
+          <w:bCs/>
+          <w:i/>
+          <w:iCs/>
+          <w:szCs w:val="28"/>
+        </w:rPr>
+      </w:pPr>
+      <w:r>
+        <w:rPr>
+          <w:bCs/>
+          <w:i/>
+          <w:iCs/>
+          <w:szCs w:val="28"/>
+        </w:rPr>
+        <w:t>Bác nghe từng bước trên tiền tuyến</w:t>
+      </w:r>
+    </w:p>
+    <w:p>
+      <w:pPr>
+        <w:spacing w:after="0"/>
+        <w:ind w:left="0" w:firstLine="720"/>
+        <w:jc w:val="center"/>
+        <w:rPr>
+          <w:bCs/>
+          <w:i/>
+          <w:iCs/>
+          <w:szCs w:val="28"/>
+        </w:rPr>
+      </w:pPr>
+      <w:r>
+        <w:rPr>
+          <w:bCs/>
+          <w:i/>
+          <w:iCs/>
+          <w:szCs w:val="28"/>
+        </w:rPr>
+        <w:t>Lắng mỗi tin mừng tiếng súng xa”</w:t>
+      </w:r>
+    </w:p>
+    <w:p>
+      <w:pPr>
+        <w:spacing w:after="0"/>
+        <w:ind w:left="0" w:firstLine="720"/>
+        <w:rPr>
+          <w:szCs w:val="28"/>
+          <w:lang w:val="vi-VN"/>
+        </w:rPr>
+      </w:pPr>
+      <w:r>
+        <w:rPr>
+          <w:szCs w:val="28"/>
+        </w:rPr>
+        <w:t xml:space="preserve">Là Chủ tịch nước, nhưng lại có phong cách sống rất thanh cao giản </w:t>
+      </w:r>
+      <w:r>
+        <w:rPr>
+          <w:szCs w:val="28"/>
+        </w:rPr>
+        <w:t>dị</w:t>
+      </w:r>
+      <w:r>
+        <w:rPr>
+          <w:szCs w:val="28"/>
+          <w:lang w:val="vi-VN"/>
+        </w:rPr>
+        <w:t xml:space="preserve">. </w:t>
+      </w:r>
+      <w:r>
+        <w:rPr>
+          <w:szCs w:val="28"/>
+        </w:rPr>
+        <w:t xml:space="preserve">Suốt cuộc đời hoạt động cách mạng ở chiến khu, cũng như sau này về Thủ đô lúc nào Bác cũng chỉ muốn ở trong ngôi nhà sàn đơn sơ, vách nứa </w:t>
+      </w:r>
+    </w:p>
+    <w:p>
+      <w:pPr>
+        <w:spacing w:after="0"/>
+        <w:ind w:left="0" w:firstLine="720"/>
+        <w:rPr>
+          <w:bCs/>
+          <w:i/>
+          <w:szCs w:val="28"/>
+        </w:rPr>
+      </w:pPr>
+      <w:r>
+        <w:rPr>
+          <w:bCs/>
+          <w:i/>
+          <w:szCs w:val="28"/>
+        </w:rPr>
+        <w:t>Thưa toàn thể các đồng chí!</w:t>
+      </w:r>
+    </w:p>
+    <w:p>
+      <w:pPr>
+        <w:spacing w:after="0"/>
+        <w:ind w:left="0" w:firstLine="720"/>
+        <w:rPr>
+          <w:b/>
+          <w:i/>
+          <w:szCs w:val="28"/>
+        </w:rPr>
+      </w:pPr>
+      <w:r>
+        <w:rPr>
+          <w:szCs w:val="28"/>
+        </w:rPr>
+        <w:t xml:space="preserve">Mặc dù rất bận với việc nước nhưng Người luôn dành thời gian thăm hỏi động viên quan tâm đến các cụ già </w:t>
+      </w:r>
+      <w:r>
+        <w:rPr>
+          <w:b/>
+          <w:i/>
+          <w:szCs w:val="28"/>
+        </w:rPr>
+        <w:t>(Bác Hồ về thăm lại đồng bào Pác Pó – Cao</w:t>
+      </w:r>
+      <w:r>
+        <w:rPr>
+          <w:szCs w:val="28"/>
+        </w:rPr>
+        <w:t xml:space="preserve"> </w:t>
+      </w:r>
+      <w:r>
+        <w:rPr>
+          <w:b/>
+          <w:i/>
+          <w:szCs w:val="28"/>
+        </w:rPr>
+        <w:t xml:space="preserve">Bằng </w:t>
+      </w:r>
+      <w:r>
+        <w:rPr>
+          <w:b/>
+          <w:i/>
+          <w:szCs w:val="28"/>
+        </w:rPr>
+        <w:lastRenderedPageBreak/>
+        <w:t>năm 1961)</w:t>
+      </w:r>
+      <w:r>
+        <w:rPr>
+          <w:szCs w:val="28"/>
+        </w:rPr>
+        <w:t xml:space="preserve">, thăm các cháu thiếu niên nhi đồng </w:t>
+      </w:r>
+      <w:r>
+        <w:rPr>
+          <w:b/>
+          <w:i/>
+          <w:szCs w:val="28"/>
+        </w:rPr>
+        <w:t>(Bác Hồ với học sinh Thủ đô</w:t>
+      </w:r>
+      <w:r>
+        <w:rPr>
+          <w:szCs w:val="28"/>
+        </w:rPr>
+        <w:t xml:space="preserve"> </w:t>
+      </w:r>
+      <w:r>
+        <w:rPr>
+          <w:b/>
+          <w:i/>
+          <w:szCs w:val="28"/>
+        </w:rPr>
+        <w:t>năm 1956)</w:t>
+      </w:r>
+      <w:r>
+        <w:rPr>
+          <w:szCs w:val="28"/>
+        </w:rPr>
+        <w:t xml:space="preserve">, cùng làm ruộng với bà con nông dân </w:t>
+      </w:r>
+      <w:r>
+        <w:rPr>
+          <w:b/>
+          <w:i/>
+          <w:szCs w:val="28"/>
+        </w:rPr>
+        <w:t>(Bác Hồ với bà con nông dân ngoại thành Hà nội năm 1961).</w:t>
+      </w:r>
+    </w:p>
+    <w:p>
+      <w:pPr>
+        <w:spacing w:after="0"/>
+        <w:ind w:left="0" w:firstLine="720"/>
+        <w:rPr>
+          <w:szCs w:val="28"/>
+        </w:rPr>
+      </w:pPr>
+      <w:r>
+        <w:rPr>
+          <w:szCs w:val="28"/>
+        </w:rPr>
+        <w:t>Trong</w:t>
+      </w:r>
+      <w:r>
+        <w:rPr>
+          <w:szCs w:val="28"/>
+        </w:rPr>
+        <w:t xml:space="preserve"> bài hát </w:t>
+      </w:r>
+      <w:r>
+        <w:rPr>
+          <w:b/>
+          <w:i/>
+          <w:szCs w:val="28"/>
+        </w:rPr>
+        <w:t>“Bác Hồ một tình yêu bao la”</w:t>
+      </w:r>
+      <w:r>
+        <w:rPr>
+          <w:szCs w:val="28"/>
+        </w:rPr>
+        <w:t xml:space="preserve"> của nhạc sỹ Thuận Yến có đoạn:</w:t>
+      </w:r>
+    </w:p>
+    <w:p>
+      <w:pPr>
+        <w:spacing w:after="0"/>
+        <w:ind w:left="0" w:firstLine="720"/>
+        <w:jc w:val="center"/>
+        <w:rPr>
+          <w:bCs/>
+          <w:i/>
+          <w:iCs/>
+          <w:szCs w:val="28"/>
+        </w:rPr>
+      </w:pPr>
+      <w:r>
+        <w:rPr>
+          <w:bCs/>
+          <w:i/>
+          <w:iCs/>
+          <w:szCs w:val="28"/>
+        </w:rPr>
+        <w:t>“Bác thương các cụ già xuân về gửi biếu lụa</w:t>
+      </w:r>
+    </w:p>
+    <w:p>
+      <w:pPr>
+        <w:spacing w:after="0"/>
+        <w:ind w:left="0" w:firstLine="720"/>
+        <w:jc w:val="center"/>
+        <w:rPr>
+          <w:bCs/>
+          <w:i/>
+          <w:iCs/>
+          <w:szCs w:val="28"/>
+        </w:rPr>
+      </w:pPr>
+      <w:r>
+        <w:rPr>
+          <w:bCs/>
+          <w:i/>
+          <w:iCs/>
+          <w:szCs w:val="28"/>
+        </w:rPr>
+        <w:t>Bác yêu đàn cháu nhỏ trung thu gửi cho quà</w:t>
+      </w:r>
+    </w:p>
+    <w:p>
+      <w:pPr>
+        <w:spacing w:after="0"/>
+        <w:ind w:left="0" w:firstLine="720"/>
+        <w:jc w:val="center"/>
+        <w:rPr>
+          <w:bCs/>
+          <w:i/>
+          <w:iCs/>
+          <w:szCs w:val="28"/>
+        </w:rPr>
+      </w:pPr>
+      <w:r>
+        <w:rPr>
+          <w:bCs/>
+          <w:i/>
+          <w:iCs/>
+          <w:szCs w:val="28"/>
+        </w:rPr>
+        <w:t>Bác thương đoàn dân công đêm nay ngủ ngoài rừng</w:t>
+      </w:r>
+    </w:p>
+    <w:p>
+      <w:pPr>
+        <w:spacing w:after="0"/>
+        <w:ind w:left="0" w:firstLine="720"/>
+        <w:jc w:val="center"/>
+        <w:rPr>
+          <w:bCs/>
+          <w:i/>
+          <w:iCs/>
+          <w:szCs w:val="28"/>
+        </w:rPr>
+      </w:pPr>
+      <w:r>
+        <w:rPr>
+          <w:bCs/>
+          <w:i/>
+          <w:iCs/>
+          <w:szCs w:val="28"/>
+        </w:rPr>
+        <w:t>Bác thương người chiến sỹ đứng gác ngoài biên cương”.</w:t>
+      </w:r>
+    </w:p>
+    <w:p>
+      <w:pPr>
+        <w:spacing w:after="0"/>
+        <w:ind w:left="0" w:firstLine="720"/>
+        <w:rPr>
+          <w:spacing w:val="-2"/>
+          <w:szCs w:val="28"/>
+        </w:rPr>
+      </w:pPr>
+      <w:r>
+        <w:rPr>
+          <w:spacing w:val="-2"/>
+          <w:szCs w:val="28"/>
+        </w:rPr>
+        <w:t xml:space="preserve">Trong Di chúc, Người đã căn dặn: </w:t>
+      </w:r>
+      <w:r>
+        <w:rPr>
+          <w:i/>
+          <w:spacing w:val="-2"/>
+          <w:szCs w:val="28"/>
+        </w:rPr>
+        <w:t xml:space="preserve">“Đảng cần phải có kế hoạch thật tốt để phát triển kinh tế và văn hóa, nhằm không ngừng nâng cao đời sống của nhân </w:t>
+      </w:r>
+      <w:r>
+        <w:rPr>
+          <w:i/>
+          <w:spacing w:val="-2"/>
+          <w:szCs w:val="28"/>
+        </w:rPr>
+        <w:t>dân</w:t>
+      </w:r>
+      <w:r>
+        <w:rPr>
+          <w:i/>
+          <w:spacing w:val="-2"/>
+          <w:szCs w:val="28"/>
+          <w:lang w:val="vi-VN"/>
+        </w:rPr>
+        <w:t>”.</w:t>
+      </w:r>
+      <w:r>
+        <w:rPr>
+          <w:spacing w:val="-2"/>
+          <w:szCs w:val="28"/>
+          <w:lang w:val="vi-VN"/>
+        </w:rPr>
+        <w:t xml:space="preserve"> </w:t>
+      </w:r>
+    </w:p>
+    <w:p>
+      <w:pPr>
+        <w:spacing w:after="0"/>
+        <w:ind w:left="0" w:firstLine="720"/>
+        <w:rPr>
+          <w:spacing w:val="-2"/>
+          <w:szCs w:val="28"/>
+        </w:rPr>
+      </w:pPr>
+      <w:r>
+        <w:rPr>
+          <w:spacing w:val="-2"/>
+          <w:szCs w:val="28"/>
+        </w:rPr>
+        <w:t xml:space="preserve">Đặc biệt, Người dành một sự quan tâm và tình thương yêu đặc biệt đối với cán bộ, chiến </w:t>
+      </w:r>
+      <w:r>
+        <w:rPr>
+          <w:spacing w:val="-2"/>
+          <w:szCs w:val="28"/>
+        </w:rPr>
+        <w:t>sĩ</w:t>
+      </w:r>
+      <w:r>
+        <w:rPr>
+          <w:spacing w:val="-2"/>
+          <w:szCs w:val="28"/>
+        </w:rPr>
+        <w:t xml:space="preserve"> trong </w:t>
+      </w:r>
+      <w:r>
+        <w:rPr>
+          <w:spacing w:val="-2"/>
+          <w:szCs w:val="28"/>
+        </w:rPr>
+        <w:t>Q</w:t>
+      </w:r>
+      <w:r>
+        <w:rPr>
+          <w:spacing w:val="-2"/>
+          <w:szCs w:val="28"/>
+        </w:rPr>
+        <w:t xml:space="preserve">uân đội nói chung và với cán bộ, chiến </w:t>
+      </w:r>
+      <w:r>
+        <w:rPr>
+          <w:spacing w:val="-2"/>
+          <w:szCs w:val="28"/>
+        </w:rPr>
+        <w:t>sĩ</w:t>
+      </w:r>
+      <w:r>
+        <w:rPr>
+          <w:spacing w:val="-2"/>
+          <w:szCs w:val="28"/>
+        </w:rPr>
+        <w:t xml:space="preserve"> và đồng bào miền Nam nói riêng </w:t>
+      </w:r>
+    </w:p>
+    <w:p>
+      <w:pPr>
+        <w:spacing w:after="0"/>
+        <w:ind w:left="0" w:firstLine="720"/>
+        <w:rPr>
+          <w:i/>
+          <w:iCs/>
+        </w:rPr>
+      </w:pPr>
+      <w:r>
+        <w:t xml:space="preserve"> </w:t>
+      </w:r>
+      <w:r>
+        <w:rPr>
+          <w:i/>
+          <w:iCs/>
+        </w:rPr>
+        <w:t xml:space="preserve">Thưa toàn thể các đồng chí! </w:t>
+      </w:r>
+    </w:p>
+    <w:p>
+      <w:pPr>
+        <w:spacing w:after="0"/>
+        <w:ind w:left="0" w:firstLine="720"/>
+      </w:pPr>
+      <w:r>
+        <w:t xml:space="preserve">Mặc dù sự nghiệp cách mạng còn đang </w:t>
+      </w:r>
+      <w:r>
+        <w:t>dang</w:t>
+      </w:r>
+      <w:r>
+        <w:t xml:space="preserve"> dở</w:t>
+      </w:r>
+      <w:r>
+        <w:t>,</w:t>
+      </w:r>
+      <w:r>
+        <w:t xml:space="preserve"> nước nhà chưa hoàn toàn giải phóng</w:t>
+      </w:r>
+      <w:r>
+        <w:t>,</w:t>
+      </w:r>
+      <w:r>
+        <w:t xml:space="preserve"> nhưng vào lúc</w:t>
+      </w:r>
+      <w:r>
+        <w:t xml:space="preserve"> </w:t>
+      </w:r>
+      <w:r>
+        <w:t xml:space="preserve">9:47 ngày </w:t>
+      </w:r>
+      <w:r>
+        <w:t>02/9/1969,</w:t>
+      </w:r>
+      <w:r>
+        <w:t xml:space="preserve"> sau một cơn đau tim nặng</w:t>
+      </w:r>
+      <w:r>
+        <w:t>,</w:t>
+      </w:r>
+      <w:r>
+        <w:t xml:space="preserve"> Chủ tịch Hồ Chí Minh của chúng ta đã vĩnh viễn đi</w:t>
+      </w:r>
+      <w:r>
+        <w:t xml:space="preserve"> </w:t>
+      </w:r>
+      <w:r>
+        <w:t>về cõi người hiền</w:t>
+      </w:r>
+      <w:r>
+        <w:t>,</w:t>
+      </w:r>
+      <w:r>
+        <w:t xml:space="preserve"> để lại muôn vàn tiếc thương cho dân tộc Việt Nam và bạn bè khắp nơi trên thế giới</w:t>
+      </w:r>
+      <w:r>
+        <w:t>.</w:t>
+      </w:r>
+    </w:p>
+    <w:p>
+      <w:pPr>
+        <w:spacing w:after="0"/>
+        <w:ind w:left="0" w:firstLine="720"/>
+      </w:pPr>
+      <w:r>
+        <w:rPr>
+          <w:szCs w:val="28"/>
+        </w:rPr>
+        <w:t>T</w:t>
+      </w:r>
+      <w:r>
+        <w:rPr>
+          <w:szCs w:val="28"/>
+        </w:rPr>
+        <w:t xml:space="preserve">rong lời Điếu văn của Ban Chấp hành Trung ương Đảng Lao động Việt Nam do đồng chí Lê Duẩn, Bí thư thứ nhất, đọc tại Lễ truy điệu trọng thể Hồ Chủ tịch, ngày </w:t>
+      </w:r>
+      <w:r>
+        <w:rPr>
+          <w:szCs w:val="28"/>
+        </w:rPr>
+        <w:t>0</w:t>
+      </w:r>
+      <w:r>
+        <w:rPr>
+          <w:szCs w:val="28"/>
+        </w:rPr>
+        <w:t xml:space="preserve">9 tháng 9 năm 1969: </w:t>
+      </w:r>
+      <w:r>
+        <w:rPr>
+          <w:b/>
+          <w:i/>
+          <w:szCs w:val="28"/>
+        </w:rPr>
+        <w:t>“Dân tộc ta, nhân dân ta, non sông đất nước ta đã sinh ra Hồ Chủ tịch</w:t>
+      </w:r>
+      <w:r>
+        <w:rPr>
+          <w:b/>
+          <w:i/>
+          <w:szCs w:val="28"/>
+        </w:rPr>
+        <w:t>,</w:t>
+      </w:r>
+      <w:r>
+        <w:rPr>
+          <w:b/>
+          <w:i/>
+          <w:szCs w:val="28"/>
+        </w:rPr>
+        <w:t xml:space="preserve"> người anh hùng dân tộc vĩ đại, và chính Người đã làm rạng rỡ dân tộc ta, nhân dân ta và non sông đất nước ta”.</w:t>
+      </w:r>
+    </w:p>
+    <w:p>
+      <w:pPr>
+        <w:spacing w:after="0"/>
+        <w:ind w:left="0" w:firstLine="720"/>
+        <w:rPr>
+          <w:i/>
+          <w:iCs/>
+        </w:rPr>
+      </w:pPr>
+      <w:r>
+        <w:rPr>
+          <w:i/>
+          <w:iCs/>
+        </w:rPr>
+        <w:t>Thưa toàn thể các đồng chí!</w:t>
+      </w:r>
+    </w:p>
+    <w:p>
+      <w:pPr>
+        <w:spacing w:after="0"/>
+        <w:ind w:left="0" w:firstLine="720"/>
+      </w:pPr>
+      <w:r>
+        <w:t>M</w:t>
+      </w:r>
+      <w:r>
+        <w:t>ặc dù người đã đi xa</w:t>
+      </w:r>
+      <w:r>
+        <w:t>,</w:t>
+      </w:r>
+      <w:r>
+        <w:t xml:space="preserve"> nhưng tài sản</w:t>
+      </w:r>
+      <w:r>
+        <w:t xml:space="preserve"> </w:t>
+      </w:r>
+      <w:r>
+        <w:t>người để lại cho chúng ta là vô cùng giá trị</w:t>
+      </w:r>
+      <w:r>
+        <w:t>,</w:t>
+      </w:r>
+      <w:r>
+        <w:t xml:space="preserve"> đó chính là </w:t>
+      </w:r>
+      <w:r>
+        <w:rPr>
+          <w:b/>
+          <w:bCs/>
+        </w:rPr>
+        <w:t>tư tưởng, đạo đức, phong cách của Chủ tịch Hồ Chí Minh</w:t>
+      </w:r>
+      <w:r>
+        <w:t xml:space="preserve"> mà Đảng ta</w:t>
+      </w:r>
+      <w:r>
+        <w:t xml:space="preserve"> </w:t>
+      </w:r>
+      <w:r>
+        <w:t>đang lấy đó làm nền tảng tư tưởng</w:t>
+      </w:r>
+      <w:r>
+        <w:t>,</w:t>
+      </w:r>
+      <w:r>
+        <w:t xml:space="preserve"> kim chỉ nam </w:t>
+      </w:r>
+      <w:r>
+        <w:t>ch</w:t>
+      </w:r>
+      <w:r>
+        <w:t>o mọi hành động chỉ đường cho toàn Đảng toàn dân và toàn quân ta tiến lên trên con đường xây dựng Chủ</w:t>
+      </w:r>
+      <w:r>
+        <w:t xml:space="preserve"> </w:t>
+      </w:r>
+      <w:r>
+        <w:t>nghĩa xã hội</w:t>
+      </w:r>
+      <w:r>
+        <w:t>.</w:t>
+      </w:r>
+    </w:p>
+    <w:p>
+      <w:pPr>
+        <w:spacing w:after="0"/>
+        <w:ind w:left="0" w:firstLine="720"/>
+        <w:rPr>
+          <w:i/>
+          <w:iCs/>
+        </w:rPr>
+      </w:pPr>
+      <w:r>
+        <w:rPr>
+          <w:i/>
+          <w:iCs/>
+        </w:rPr>
+        <w:t>Thưa</w:t>
+      </w:r>
+      <w:r>
+        <w:rPr>
+          <w:i/>
+          <w:iCs/>
+        </w:rPr>
+        <w:t xml:space="preserve"> toàn thể các đồng chí!</w:t>
+      </w:r>
+    </w:p>
+    <w:p>
+      <w:pPr>
+        <w:spacing w:after="0"/>
+        <w:ind w:left="0" w:firstLine="720"/>
+      </w:pPr>
+      <w:r>
+        <w:t>Cuộc đời vĩ đại của Chủ tịch Hồ Chí Minh đã khép lại, nhưng di sản Người để lại cho dân tộc ta là vô giá. Là những quân nhân mang trên mình niềm vinh dự lớn lao được nhân dân mến trao tặng danh xưng cao quý - "Bộ đội Cụ Hồ", hơn ai hết, mỗi chúng ta phải là những người đi đầu trong việc học tập và làm theo tư tưởng, đạo đức, phong cách của Người.</w:t>
+      </w:r>
+    </w:p>
+    <w:p>
+      <w:pPr>
+        <w:spacing w:after="0"/>
+        <w:ind w:left="0" w:firstLine="720"/>
+      </w:pPr>
+      <w:r>
+        <w:t xml:space="preserve">Việc học tập Bác không phải là những khẩu hiệu xa vời, mà phải được biến thành hành động thiết thực hàng ngày của mỗi cán bộ, chiến sĩ. Đó là không ngừng tu dưỡng đạo đức cách mạng; rèn luyện bản lĩnh chính trị vững vàng; phát huy tinh thần đoàn kết, thương yêu đồng chí, đồng đội như anh em ruột thịt. Đặc biệt, phải luôn nỗ lực vượt mọi gian khổ, say sưa rèn đức, luyện tài, hoàn thành xuất sắc mọi </w:t>
+      </w:r>
+      <w:r>
+        <w:lastRenderedPageBreak/>
+        <w:t>nhiệm vụ được giao. Đó chính là cách thiết thực nhất để chúng ta góp phần xây dựng Quân đội tinh, gọn, mạnh, bảo vệ vững chắc Tổ quốc, đưa đất nước vươn mình vĩ đại, "sánh vai với các cường quốc năm châu" như sinh thời Bác hằng mong muốn.</w:t>
+      </w:r>
+    </w:p>
+    <w:p>
+      <w:pPr>
+        <w:spacing w:after="0"/>
+        <w:ind w:left="0" w:firstLine="720"/>
+      </w:pPr>
+      <w:r>
+        <w:rPr>
+          <w:b/>
+          <w:bCs/>
         </w:rPr>
         <w:t>Kính thưa các đồng chí!</w:t>
       </w:r>
-    </w:p>
-    <w:p>
-      <w:pPr>
-        <w:spacing w:after="0"/>
-        <w:ind w:left="0" w:firstLine="720"/>
-      </w:pPr>
-      <w:r>
-        <w:t xml:space="preserve">Chủ tịch Hồ Chí Minh của chúng ta sinh vào ngày 19 tháng </w:t>
-      </w:r>
-      <w:r>
-        <w:t>5</w:t>
-      </w:r>
-      <w:r>
-        <w:t xml:space="preserve"> năm</w:t>
-      </w:r>
       <w:r>
         <w:t xml:space="preserve"> </w:t>
       </w:r>
-      <w:r>
-        <w:t>1890 tại làng Hoàng Trù</w:t>
-      </w:r>
-      <w:r>
+    </w:p>
+    <w:p>
+      <w:pPr>
+        <w:spacing w:after="0"/>
+        <w:ind w:left="0" w:firstLine="720"/>
+      </w:pPr>
+      <w:r>
+        <w:t xml:space="preserve">Sinh thời, Chủ tịch Hồ Chí Minh luôn dành muôn vàn tình yêu thương cho lực lượng vũ trang. Đáp lại ân tình đó, Quân đội ta cũng luôn giữ trọn một lời thề son sắt với Tổ quốc, với Đảng và với Người. Để cảm nhận rõ hơn sức mạnh và truyền thống hào hùng ấy, ngay sau đây, xin trân trọng kính mời các đồng chí cùng bước sang tham quan </w:t>
+      </w:r>
+      <w:r>
+        <w:rPr>
+          <w:b/>
+          <w:bCs/>
+        </w:rPr>
+        <w:t xml:space="preserve">Mảng ảnh tiếp theo </w:t>
+      </w:r>
+      <w:r>
+        <w:rPr>
+          <w:b/>
+          <w:bCs/>
+        </w:rPr>
+        <w:t>với</w:t>
+      </w:r>
+      <w:r>
+        <w:rPr>
+          <w:b/>
+          <w:bCs/>
+        </w:rPr>
+        <w:t xml:space="preserve"> chủ đề: “</w:t>
+      </w:r>
+      <w:r>
+        <w:rPr>
+          <w:b/>
+          <w:bCs/>
+        </w:rPr>
+        <w:t>Q</w:t>
+      </w:r>
+      <w:r>
+        <w:rPr>
+          <w:b/>
+          <w:bCs/>
+        </w:rPr>
+        <w:t>uân đội ta</w:t>
+      </w:r>
+      <w:r>
+        <w:rPr>
+          <w:b/>
+          <w:bCs/>
+        </w:rPr>
         <w:t>,</w:t>
       </w:r>
       <w:r>
-        <w:t xml:space="preserve"> xã Kim Liên</w:t>
-      </w:r>
-      <w:r>
-        <w:t>,</w:t>
-      </w:r>
-      <w:r>
-        <w:t xml:space="preserve"> huyện Nam Đàn</w:t>
-      </w:r>
-      <w:r>
-        <w:t>,</w:t>
-      </w:r>
-      <w:r>
-        <w:t xml:space="preserve"> tỉnh Nghệ An</w:t>
-      </w:r>
-      <w:r>
-        <w:t xml:space="preserve"> </w:t>
-      </w:r>
-      <w:r>
-        <w:rPr>
-          <w:spacing w:val="4"/>
-          <w:szCs w:val="28"/>
-        </w:rPr>
-        <w:t>(nay là xã Kim Liên, tỉnh Nghệ An)</w:t>
-      </w:r>
-      <w:r>
-        <w:rPr>
-          <w:spacing w:val="4"/>
-          <w:szCs w:val="28"/>
-        </w:rPr>
-        <w:t>. Người sinh ra</w:t>
-      </w:r>
-      <w:r>
-        <w:t xml:space="preserve"> trong một gia đình nhà nho yêu nước</w:t>
-      </w:r>
-      <w:r>
-        <w:t xml:space="preserve">, </w:t>
-      </w:r>
-      <w:r>
-        <w:rPr>
-          <w:bCs/>
-          <w:iCs/>
-          <w:szCs w:val="28"/>
-          <w:lang w:val="vi-VN"/>
-        </w:rPr>
-        <w:t>vùng quê giàu truyền thống cách mạng</w:t>
-      </w:r>
-      <w:r>
-        <w:rPr>
-          <w:bCs/>
-          <w:iCs/>
-          <w:szCs w:val="28"/>
-          <w:lang w:val="en-US"/>
-        </w:rPr>
-        <w:t>.</w:t>
-      </w:r>
-      <w:r>
-        <w:t xml:space="preserve"> </w:t>
-      </w:r>
-      <w:r>
-        <w:t>B</w:t>
-      </w:r>
-      <w:r>
-        <w:t>ác sinh ra trong</w:t>
-      </w:r>
-      <w:r>
-        <w:t xml:space="preserve"> </w:t>
-      </w:r>
-      <w:r>
-        <w:t>cảnh nước mất</w:t>
-      </w:r>
-      <w:r>
-        <w:t>,</w:t>
-      </w:r>
-      <w:r>
-        <w:t xml:space="preserve"> nhà tan</w:t>
-      </w:r>
-      <w:r>
-        <w:t>,</w:t>
-      </w:r>
-      <w:r>
-        <w:t xml:space="preserve"> nhân dân ta đang chịu cảnh một cổ hai tròng và cách mạng nước ta đang khủng hoảng về đường lối cứu nước</w:t>
-      </w:r>
-      <w:r>
-        <w:t>.</w:t>
-      </w:r>
-    </w:p>
-    <w:p>
-      <w:pPr>
-        <w:spacing w:after="0"/>
-        <w:ind w:left="0" w:firstLine="720"/>
-      </w:pPr>
-      <w:r>
-        <w:t xml:space="preserve">Chính vì vậy vào ngày mùng </w:t>
-      </w:r>
-      <w:r>
-        <w:t>0</w:t>
-      </w:r>
-      <w:r>
-        <w:t>5</w:t>
-      </w:r>
-      <w:r>
-        <w:t xml:space="preserve"> </w:t>
-      </w:r>
-      <w:r>
-        <w:t>tháng 6 năm 1911</w:t>
-      </w:r>
-      <w:r>
-        <w:t>,</w:t>
-      </w:r>
-      <w:r>
-        <w:t xml:space="preserve"> Bác đã lên con tàu </w:t>
-      </w:r>
-      <w:r>
-        <w:rPr>
-          <w:szCs w:val="28"/>
-          <w:lang w:val="vi-VN"/>
-        </w:rPr>
-        <w:t>Amiran Latusơ Tơrêvin</w:t>
-      </w:r>
-      <w:r>
-        <w:t xml:space="preserve"> rời bến cảng Nhà Rồng để đi tìm đường cứu nước</w:t>
-      </w:r>
-      <w:r>
-        <w:t>.</w:t>
-      </w:r>
-    </w:p>
-    <w:p>
-      <w:pPr>
-        <w:spacing w:after="0"/>
-        <w:ind w:left="0" w:firstLine="720"/>
-      </w:pPr>
-      <w:r>
-        <w:t xml:space="preserve"> </w:t>
-      </w:r>
-      <w:r>
-        <w:t>T</w:t>
-      </w:r>
-      <w:r>
-        <w:t>hưa toàn thể các</w:t>
-      </w:r>
-      <w:r>
-        <w:t xml:space="preserve"> </w:t>
-      </w:r>
-      <w:r>
-        <w:t>đồng chí</w:t>
-      </w:r>
-      <w:r>
-        <w:t>,</w:t>
-      </w:r>
-      <w:r>
-        <w:t xml:space="preserve"> sau gần 10 năm bôn ba qua ba đại dương</w:t>
-      </w:r>
-      <w:r>
-        <w:t>,</w:t>
-      </w:r>
-      <w:r>
-        <w:t xml:space="preserve"> bốn châu lục thì người đ</w:t>
-      </w:r>
-      <w:r>
-        <w:t>ã</w:t>
-      </w:r>
-      <w:r>
-        <w:t xml:space="preserve"> đã tìm thấy con đường cứu nước</w:t>
-      </w:r>
-      <w:r>
-        <w:t>,</w:t>
-      </w:r>
-      <w:r>
-        <w:t xml:space="preserve"> qua luận</w:t>
-      </w:r>
-      <w:r>
-        <w:t xml:space="preserve"> </w:t>
-      </w:r>
-      <w:r>
-        <w:t>cương các vấn đề dân tộc và th</w:t>
-      </w:r>
-      <w:r>
-        <w:t>u</w:t>
-      </w:r>
-      <w:r>
-        <w:t>ộc địa của Lê nin</w:t>
-      </w:r>
-      <w:r>
-        <w:t>,</w:t>
-      </w:r>
-      <w:r>
-        <w:t xml:space="preserve"> đó chính là con đường cách mạng vô sản</w:t>
-      </w:r>
-      <w:r>
-        <w:t>.</w:t>
-      </w:r>
-      <w:r>
-        <w:t xml:space="preserve"> </w:t>
-      </w:r>
-      <w:r>
-        <w:t>Đ</w:t>
-      </w:r>
-      <w:r>
-        <w:t>ây là một bước ngo</w:t>
-      </w:r>
-      <w:r>
-        <w:t>ặ</w:t>
-      </w:r>
-      <w:r>
-        <w:t>t lớn trong</w:t>
-      </w:r>
-      <w:r>
-        <w:t xml:space="preserve"> </w:t>
-      </w:r>
-      <w:r>
-        <w:t>con đường cách mạng của người</w:t>
-      </w:r>
-      <w:r>
-        <w:t>,</w:t>
-      </w:r>
-      <w:r>
-        <w:t xml:space="preserve"> đồng thời là một </w:t>
-      </w:r>
-      <w:r>
-        <w:t>dấu</w:t>
-      </w:r>
-      <w:r>
-        <w:t xml:space="preserve"> mốc lịch sử của Cách mạng Việt Nam</w:t>
-      </w:r>
-      <w:r>
-        <w:t>.</w:t>
-      </w:r>
-    </w:p>
-    <w:p>
-      <w:pPr>
-        <w:spacing w:after="0"/>
-        <w:ind w:left="0" w:firstLine="720"/>
-      </w:pPr>
-      <w:r>
-        <w:t xml:space="preserve">Sau hơn 30 năm </w:t>
-      </w:r>
-      <w:r>
-        <w:t>bôn ba</w:t>
-      </w:r>
-      <w:r>
-        <w:t xml:space="preserve"> hoạt động</w:t>
-      </w:r>
-      <w:r>
-        <w:t xml:space="preserve"> </w:t>
-      </w:r>
-      <w:r>
-        <w:t>cách mạng ở nước ngoài</w:t>
-      </w:r>
-      <w:r>
-        <w:t>,</w:t>
-      </w:r>
-      <w:r>
-        <w:t xml:space="preserve"> ngày 28 tháng </w:t>
-      </w:r>
-      <w:r>
-        <w:t>0</w:t>
-      </w:r>
-      <w:r>
-        <w:t>1 năm 1941</w:t>
-      </w:r>
-      <w:r>
-        <w:t>.</w:t>
-      </w:r>
-      <w:r>
-        <w:t xml:space="preserve"> Tại cột </w:t>
-      </w:r>
-      <w:r>
-        <w:t>mốc</w:t>
-      </w:r>
-      <w:r>
-        <w:t xml:space="preserve"> 108 Hà Quảng</w:t>
-      </w:r>
-      <w:r>
-        <w:t>,</w:t>
-      </w:r>
-      <w:r>
-        <w:t xml:space="preserve"> Cao Bằng</w:t>
-      </w:r>
-      <w:r>
-        <w:t>,</w:t>
-      </w:r>
-      <w:r>
-        <w:t xml:space="preserve"> Chủ tịch Hồ Chí Minh của chúng</w:t>
-      </w:r>
-      <w:r>
-        <w:t xml:space="preserve"> </w:t>
-      </w:r>
-      <w:r>
-        <w:t>ta đã v</w:t>
-      </w:r>
-      <w:r>
-        <w:t>ề</w:t>
-      </w:r>
-      <w:r>
-        <w:t xml:space="preserve"> nước và trực tiếp chỉ đạo cách mạng nước ta</w:t>
-      </w:r>
-      <w:r>
-        <w:t>.</w:t>
-      </w:r>
-      <w:r>
-        <w:t xml:space="preserve"> </w:t>
-      </w:r>
-      <w:r>
-        <w:t>D</w:t>
-      </w:r>
-      <w:r>
-        <w:t>ưới sự lãnh đạo tài tình của Đảng cộng sản Việt Nam và Chủ</w:t>
-      </w:r>
-      <w:r>
-        <w:t xml:space="preserve"> </w:t>
-      </w:r>
-      <w:r>
-        <w:t>tịch Hồ Chí Minh</w:t>
-      </w:r>
-      <w:r>
-        <w:t>,</w:t>
-      </w:r>
-      <w:r>
-        <w:t xml:space="preserve"> cách m</w:t>
-      </w:r>
-      <w:r>
-        <w:t>ạ</w:t>
-      </w:r>
-      <w:r>
-        <w:t>ng nước ta đã không ngừng trưởng thành và lớn mạnh</w:t>
-      </w:r>
-      <w:r>
-        <w:t>,</w:t>
-      </w:r>
-      <w:r>
-        <w:t xml:space="preserve"> đi từ </w:t>
-      </w:r>
-      <w:r>
-        <w:t>t</w:t>
-      </w:r>
-      <w:r>
-        <w:t xml:space="preserve">hắng </w:t>
-      </w:r>
-      <w:r>
-        <w:t>l</w:t>
-      </w:r>
-      <w:r>
-        <w:t>ợi này tới thắng lợi khác</w:t>
-      </w:r>
-      <w:r>
-        <w:t>.</w:t>
-      </w:r>
-    </w:p>
-    <w:p>
-      <w:pPr>
-        <w:spacing w:after="0"/>
-        <w:ind w:left="0" w:firstLine="720"/>
-      </w:pPr>
-      <w:r>
-        <w:t xml:space="preserve"> Như các đồng chí có thể quan sát</w:t>
-      </w:r>
-      <w:r>
-        <w:t>,</w:t>
-      </w:r>
-      <w:r>
-        <w:t xml:space="preserve"> ở đây</w:t>
-      </w:r>
-      <w:r>
-        <w:t xml:space="preserve"> </w:t>
-      </w:r>
-      <w:r>
-        <w:t>có rất nhiều những tấm ảnh về Chủ tịch Hồ Chí Minh</w:t>
-      </w:r>
-      <w:r>
-        <w:t>,</w:t>
-      </w:r>
-      <w:r>
-        <w:t xml:space="preserve"> nhưng tôi tập trung giới thiệu các đồng chí hai bức ảnh có giá trị hình tượng hết sức sâu sắc</w:t>
-      </w:r>
-      <w:r>
-        <w:t>.</w:t>
-      </w:r>
-    </w:p>
-    <w:p>
-      <w:pPr>
-        <w:spacing w:after="0"/>
-        <w:ind w:left="0" w:firstLine="720"/>
-      </w:pPr>
-      <w:r>
-        <w:lastRenderedPageBreak/>
-        <w:t xml:space="preserve"> </w:t>
-      </w:r>
-      <w:r>
-        <w:t>B</w:t>
-      </w:r>
-      <w:r>
-        <w:t>ức ảnh</w:t>
-      </w:r>
-      <w:r>
-        <w:t xml:space="preserve"> </w:t>
-      </w:r>
-      <w:r>
-        <w:t>đầu tiên đó chính là hình ảnh chủ tịch Hồ Chí Minh của chúng ta trong bộ quần áo kaki đã cũ trực tiếp ra mặt trận chỉ đạo trận Đông Khê trong chiến dịch biên</w:t>
-      </w:r>
-      <w:r>
-        <w:t xml:space="preserve"> </w:t>
-      </w:r>
-      <w:r>
-        <w:t>giới năm 1950</w:t>
-      </w:r>
-      <w:r>
-        <w:t>.</w:t>
-      </w:r>
-      <w:r>
-        <w:t xml:space="preserve"> </w:t>
-      </w:r>
-      <w:r>
-        <w:t>H</w:t>
-      </w:r>
-      <w:r>
-        <w:t>ình ảnh Bác Hồ ra mặt trận là một biểu tượng cao nhất về ý chí quyết thắng và đã gây xúc động mạnh cho</w:t>
-      </w:r>
-      <w:r>
-        <w:t xml:space="preserve"> </w:t>
-      </w:r>
-      <w:r>
-        <w:t>cán bộ</w:t>
-      </w:r>
-      <w:r>
-        <w:t>,</w:t>
-      </w:r>
-      <w:r>
-        <w:t xml:space="preserve"> chiến sĩ và nhân dân trên toàn mặt trận</w:t>
-      </w:r>
-      <w:r>
-        <w:t>.</w:t>
-      </w:r>
-      <w:r>
-        <w:t xml:space="preserve"> </w:t>
-      </w:r>
-      <w:r>
-        <w:t>R</w:t>
-      </w:r>
-      <w:r>
-        <w:t>a sức thi đua</w:t>
-      </w:r>
-      <w:r>
-        <w:t>,</w:t>
-      </w:r>
-      <w:r>
-        <w:t xml:space="preserve"> giết giặc lập công và tin tưởng hoàn toàn vào thắng</w:t>
-      </w:r>
-      <w:r>
-        <w:t xml:space="preserve"> </w:t>
-      </w:r>
-      <w:r>
-        <w:t>lợi sắp tới</w:t>
-      </w:r>
-      <w:r>
-        <w:t>.</w:t>
-      </w:r>
-    </w:p>
-    <w:p>
-      <w:pPr>
-        <w:spacing w:after="0"/>
-        <w:ind w:left="0" w:firstLine="720"/>
-      </w:pPr>
-      <w:r>
-        <w:t>B</w:t>
-      </w:r>
-      <w:r>
-        <w:t>ức ảnh thứ hai đó chính là hình ảnh chủ tịch Hồ Chí Minh bắt nhịp bài c</w:t>
-      </w:r>
-      <w:r>
-        <w:t>a</w:t>
-      </w:r>
-      <w:r>
-        <w:t xml:space="preserve"> </w:t>
-      </w:r>
-      <w:r>
-        <w:t>K</w:t>
-      </w:r>
-      <w:r>
-        <w:t xml:space="preserve">ết đoàn trong đêm dạ hội </w:t>
-      </w:r>
-      <w:r>
-        <w:t>T</w:t>
-      </w:r>
-      <w:r>
-        <w:t>hủ</w:t>
-      </w:r>
-      <w:r>
-        <w:t xml:space="preserve"> </w:t>
-      </w:r>
-      <w:r>
-        <w:t xml:space="preserve">đô chào mừng thắng lợi của </w:t>
-      </w:r>
-      <w:r>
-        <w:t>Đ</w:t>
-      </w:r>
-      <w:r>
-        <w:t xml:space="preserve">ại hội lần thứ </w:t>
-      </w:r>
-      <w:r>
-        <w:t>III</w:t>
-      </w:r>
-      <w:r>
-        <w:t xml:space="preserve"> của </w:t>
-      </w:r>
-      <w:r>
-        <w:t>Đ</w:t>
-      </w:r>
-      <w:r>
-        <w:t>ảng năm 1960</w:t>
-      </w:r>
-      <w:r>
-        <w:t>.</w:t>
-      </w:r>
-      <w:r>
-        <w:t xml:space="preserve"> </w:t>
-      </w:r>
-      <w:r>
-        <w:t>B</w:t>
-      </w:r>
-      <w:r>
-        <w:t>ức cảnh này có một giá trị hình</w:t>
-      </w:r>
-      <w:r>
-        <w:t xml:space="preserve"> </w:t>
-      </w:r>
-      <w:r>
-        <w:t>tượng hết sức sâu sắc</w:t>
-      </w:r>
-      <w:r>
-        <w:t>,</w:t>
-      </w:r>
-      <w:r>
-        <w:t xml:space="preserve"> thể hiện vai trò nhạc trưởng và vai trò vị trí trung tâm của Chủ tịch Hồ Chí Minh trong khối</w:t>
-      </w:r>
-      <w:r>
-        <w:t xml:space="preserve"> </w:t>
-      </w:r>
-      <w:r>
-        <w:t>đại đoàn kết của toàn Đảng và toàn dân tộc</w:t>
-      </w:r>
-      <w:r>
-        <w:t>,</w:t>
-      </w:r>
-      <w:r>
-        <w:t xml:space="preserve"> trong hoàn cảnh đất nước ta đang bước vào giai đoạn ác liệt nhất của cuộc</w:t>
-      </w:r>
-      <w:r>
-        <w:t xml:space="preserve"> </w:t>
-      </w:r>
-      <w:r>
-        <w:t>kháng chiến chống Mỹ cứu nước</w:t>
-      </w:r>
-      <w:r>
-        <w:t>,</w:t>
-      </w:r>
-      <w:r>
-        <w:t xml:space="preserve"> và miền Bắc đang là hậu phương</w:t>
-      </w:r>
-      <w:r>
-        <w:t>,</w:t>
-      </w:r>
-      <w:r>
-        <w:t xml:space="preserve"> </w:t>
-      </w:r>
-      <w:r>
-        <w:t>miền</w:t>
-      </w:r>
-      <w:r>
-        <w:t xml:space="preserve"> Nam đang là tiền tuyến</w:t>
-      </w:r>
-      <w:r>
-        <w:t>.</w:t>
-      </w:r>
-    </w:p>
-    <w:p>
-      <w:pPr>
-        <w:spacing w:after="0"/>
-        <w:ind w:left="0" w:firstLine="720"/>
-      </w:pPr>
-      <w:r>
-        <w:t xml:space="preserve"> </w:t>
-      </w:r>
-      <w:r>
-        <w:t>T</w:t>
-      </w:r>
-      <w:r>
-        <w:t>hưa toàn thể các đồng chí</w:t>
-      </w:r>
-      <w:r>
-        <w:t xml:space="preserve">, </w:t>
-      </w:r>
-      <w:r>
-        <w:t>ở đây là các bức ảnh chủ tịch Hồ Chí Minh của chúng ta thể hiện tình cảm và sự quan tâm tới mọi ngành nghề</w:t>
-      </w:r>
-      <w:r>
-        <w:t>,</w:t>
-      </w:r>
-      <w:r>
-        <w:t xml:space="preserve"> mọi lĩnh</w:t>
-      </w:r>
-      <w:r>
-        <w:t xml:space="preserve"> </w:t>
-      </w:r>
-      <w:r>
-        <w:t>vực và mọi người dân</w:t>
-      </w:r>
-      <w:r>
-        <w:t>,</w:t>
-      </w:r>
-      <w:r>
-        <w:t xml:space="preserve"> từ anh công nhân đến người nông dân</w:t>
-      </w:r>
-      <w:r>
-        <w:t>,</w:t>
-      </w:r>
-      <w:r>
-        <w:t xml:space="preserve"> đến các em nhỏ</w:t>
-      </w:r>
-      <w:r>
-        <w:t>,</w:t>
-      </w:r>
-      <w:r>
-        <w:t xml:space="preserve"> đến cán bộ</w:t>
-      </w:r>
-      <w:r>
-        <w:t>,</w:t>
-      </w:r>
-      <w:r>
-        <w:t xml:space="preserve"> chiến sĩ quân đội ta</w:t>
-      </w:r>
-      <w:r>
-        <w:t>,</w:t>
-      </w:r>
-      <w:r>
-        <w:t xml:space="preserve"> đến các đồng</w:t>
-      </w:r>
-      <w:r>
-        <w:t xml:space="preserve"> </w:t>
-      </w:r>
-      <w:r>
-        <w:t>bào dân tộc th</w:t>
-      </w:r>
-      <w:r>
-        <w:t>i</w:t>
-      </w:r>
-      <w:r>
-        <w:t>ểu số và đặc biệt là đồng bào miền Nam ruột thịt</w:t>
-      </w:r>
-      <w:r>
-        <w:t>. Và n</w:t>
-      </w:r>
-      <w:r>
-        <w:t>hư các đồng chí có thể thấy</w:t>
-      </w:r>
-      <w:r>
-        <w:t>,</w:t>
-      </w:r>
-      <w:r>
-        <w:t xml:space="preserve"> không hề có bất kỳ một</w:t>
-      </w:r>
-      <w:r>
-        <w:t xml:space="preserve"> </w:t>
-      </w:r>
-      <w:r>
-        <w:t>khoảng cách nào giữa một vị lãnh tụ của đất nước</w:t>
-      </w:r>
-      <w:r>
-        <w:t>,</w:t>
-      </w:r>
-      <w:r>
-        <w:t xml:space="preserve"> một vị cha già của dân tộc đối với mọi người dân</w:t>
-      </w:r>
-      <w:r>
-        <w:t>.</w:t>
-      </w:r>
-    </w:p>
-    <w:p>
-      <w:pPr>
-        <w:spacing w:after="0"/>
-        <w:ind w:left="0" w:firstLine="720"/>
-        <w:rPr>
-          <w:i/>
-          <w:iCs/>
-        </w:rPr>
-      </w:pPr>
-      <w:r>
-        <w:t xml:space="preserve"> </w:t>
-      </w:r>
-      <w:r>
-        <w:rPr>
-          <w:i/>
-          <w:iCs/>
-        </w:rPr>
-        <w:t xml:space="preserve">Thưa toàn thể các đồng chí! </w:t>
-      </w:r>
-    </w:p>
-    <w:p>
-      <w:pPr>
-        <w:spacing w:after="0"/>
-        <w:ind w:left="0" w:firstLine="720"/>
-      </w:pPr>
-      <w:r>
-        <w:t xml:space="preserve">Mặc dù sự nghiệp cách mạng còn đang </w:t>
-      </w:r>
-      <w:r>
-        <w:t>dang</w:t>
-      </w:r>
-      <w:r>
-        <w:t xml:space="preserve"> dở</w:t>
-      </w:r>
-      <w:r>
-        <w:t>,</w:t>
-      </w:r>
-      <w:r>
-        <w:t xml:space="preserve"> nước nhà chưa hoàn toàn giải phóng</w:t>
-      </w:r>
-      <w:r>
-        <w:t>,</w:t>
-      </w:r>
-      <w:r>
-        <w:t xml:space="preserve"> nhưng vào lúc</w:t>
-      </w:r>
-      <w:r>
-        <w:t xml:space="preserve"> </w:t>
-      </w:r>
-      <w:r>
-        <w:t xml:space="preserve">9:47 ngày </w:t>
-      </w:r>
-      <w:r>
-        <w:t>02/9/1969,</w:t>
-      </w:r>
-      <w:r>
-        <w:t xml:space="preserve"> sau một cơn đau tim nặng</w:t>
-      </w:r>
-      <w:r>
-        <w:t>,</w:t>
-      </w:r>
-      <w:r>
-        <w:t xml:space="preserve"> Chủ tịch Hồ Chí Minh của chúng ta đã vĩnh viễn đi</w:t>
-      </w:r>
-      <w:r>
-        <w:t xml:space="preserve"> </w:t>
-      </w:r>
-      <w:r>
-        <w:t>về cõi người hiền</w:t>
-      </w:r>
-      <w:r>
-        <w:t>,</w:t>
-      </w:r>
-      <w:r>
-        <w:t xml:space="preserve"> để lại muôn vàn tiếc thương cho dân tộc Việt Nam và bạn bè khắp nơi trên thế giới</w:t>
-      </w:r>
-      <w:r>
-        <w:t>.</w:t>
-      </w:r>
-    </w:p>
-    <w:p>
-      <w:pPr>
-        <w:spacing w:after="0"/>
-        <w:ind w:left="0" w:firstLine="720"/>
-      </w:pPr>
-      <w:r>
-        <w:rPr>
-          <w:szCs w:val="28"/>
-        </w:rPr>
-        <w:t>T</w:t>
-      </w:r>
-      <w:r>
-        <w:rPr>
-          <w:szCs w:val="28"/>
-        </w:rPr>
-        <w:t xml:space="preserve">rong lời Điếu văn của Ban Chấp hành Trung ương Đảng Lao động Việt Nam do đồng chí Lê Duẩn, Bí thư thứ nhất, đọc tại Lễ truy điệu trọng thể Hồ Chủ tịch, ngày </w:t>
-      </w:r>
-      <w:r>
-        <w:rPr>
-          <w:szCs w:val="28"/>
-        </w:rPr>
-        <w:t>0</w:t>
-      </w:r>
-      <w:r>
-        <w:rPr>
-          <w:szCs w:val="28"/>
-        </w:rPr>
-        <w:t xml:space="preserve">9 tháng 9 năm 1969: </w:t>
-      </w:r>
-      <w:r>
-        <w:rPr>
-          <w:b/>
-          <w:i/>
-          <w:szCs w:val="28"/>
-        </w:rPr>
-        <w:t>“Dân tộc ta, nhân dân ta, non sông đất nước ta đã sinh ra Hồ Chủ tịch</w:t>
-      </w:r>
-      <w:r>
-        <w:rPr>
-          <w:b/>
-          <w:i/>
-          <w:szCs w:val="28"/>
-        </w:rPr>
-        <w:t>,</w:t>
-      </w:r>
-      <w:r>
-        <w:rPr>
-          <w:b/>
-          <w:i/>
-          <w:szCs w:val="28"/>
-        </w:rPr>
-        <w:t xml:space="preserve"> người anh hùng dân tộc vĩ đại, và chính Người đã làm rạng rỡ dân tộc ta, nhân dân ta và non sông đất nước ta”.</w:t>
-      </w:r>
-      <w:r>
-        <w:t xml:space="preserve"> </w:t>
-      </w:r>
-    </w:p>
-    <w:p>
-      <w:pPr>
-        <w:spacing w:after="0"/>
-        <w:ind w:left="0" w:firstLine="720"/>
-      </w:pPr>
-      <w:r>
-        <w:t>M</w:t>
-      </w:r>
-      <w:r>
-        <w:t>ặc dù người đã đi xa</w:t>
-      </w:r>
-      <w:r>
-        <w:t>,</w:t>
-      </w:r>
-      <w:r>
-        <w:t xml:space="preserve"> nhưng tài sản</w:t>
-      </w:r>
-      <w:r>
-        <w:t xml:space="preserve"> </w:t>
-      </w:r>
-      <w:r>
-        <w:t>người để lại cho chúng ta là vô cùng giá trị</w:t>
-      </w:r>
-      <w:r>
-        <w:t>,</w:t>
-      </w:r>
-      <w:r>
-        <w:t xml:space="preserve"> đó chính là </w:t>
-      </w:r>
-      <w:r>
-        <w:rPr>
-          <w:b/>
-          <w:bCs/>
-        </w:rPr>
-        <w:t>tư tưởng, đạo đức, phong cách của Chủ tịch Hồ Chí Minh</w:t>
-      </w:r>
-      <w:r>
-        <w:t xml:space="preserve"> mà Đảng ta</w:t>
-      </w:r>
-      <w:r>
-        <w:t xml:space="preserve"> </w:t>
-      </w:r>
-      <w:r>
-        <w:t>đang lấy đó làm nền tảng tư tưởng</w:t>
-      </w:r>
-      <w:r>
-        <w:t>,</w:t>
-      </w:r>
-      <w:r>
-        <w:t xml:space="preserve"> kim chỉ nam </w:t>
-      </w:r>
-      <w:r>
-        <w:t>ch</w:t>
-      </w:r>
-      <w:r>
-        <w:t>o mọi hành động chỉ đường cho toàn Đảng toàn dân và toàn quân ta tiến lên trên con đường xây dựng Chủ</w:t>
-      </w:r>
-      <w:r>
-        <w:t xml:space="preserve"> </w:t>
-      </w:r>
-      <w:r>
-        <w:t>nghĩa xã hội</w:t>
-      </w:r>
-      <w:r>
-        <w:t>.</w:t>
-      </w:r>
-    </w:p>
-    <w:p>
-      <w:pPr>
-        <w:spacing w:after="0"/>
-        <w:ind w:left="0" w:firstLine="720"/>
-        <w:rPr>
-          <w:b/>
-          <w:szCs w:val="28"/>
-          <w:shd w:val="clear" w:color="auto" w:fill="FFFFFF"/>
-        </w:rPr>
-      </w:pPr>
-      <w:r>
-        <w:rPr>
-          <w:b/>
-          <w:i/>
-          <w:iCs/>
-          <w:szCs w:val="28"/>
-          <w:shd w:val="clear" w:color="auto" w:fill="FFFFFF"/>
-        </w:rPr>
-        <w:t>3) Định hướng tư tưởng</w:t>
-      </w:r>
-    </w:p>
-    <w:p>
-      <w:pPr>
-        <w:spacing w:after="0"/>
-        <w:ind w:left="0" w:firstLine="720"/>
-        <w:rPr>
-          <w:bCs/>
-          <w:i/>
-          <w:szCs w:val="28"/>
-        </w:rPr>
-      </w:pPr>
-      <w:r>
-        <w:rPr>
-          <w:bCs/>
-          <w:i/>
-          <w:szCs w:val="28"/>
-        </w:rPr>
-        <w:t>Kính thưa các đồng chí!</w:t>
-      </w:r>
-    </w:p>
-    <w:p>
-      <w:pPr>
-        <w:spacing w:after="0"/>
-        <w:ind w:left="0" w:firstLine="720"/>
-        <w:rPr>
-          <w:szCs w:val="28"/>
-          <w:lang w:val="vi-VN"/>
-        </w:rPr>
-      </w:pPr>
-      <w:r>
-        <w:rPr>
-          <w:szCs w:val="28"/>
-        </w:rPr>
-        <w:t xml:space="preserve">Đối với cán bộ, chiến sĩ hôm nay, mảng ảnh "Chủ tịch Hồ Chí Minh – Cuộc đời và sự nghiệp" có ý nghĩa giáo dục đặc biệt sâu sắc. Qua đó, mỗi quân nhân </w:t>
-      </w:r>
-      <w:r>
-        <w:rPr>
-          <w:szCs w:val="28"/>
-        </w:rPr>
-        <w:t>cần</w:t>
-      </w:r>
-      <w:r>
-        <w:rPr>
-          <w:szCs w:val="28"/>
-          <w:lang w:val="vi-VN"/>
-        </w:rPr>
-        <w:t xml:space="preserve">: </w:t>
-      </w:r>
-    </w:p>
-    <w:p>
-      <w:pPr>
-        <w:spacing w:after="0"/>
-        <w:ind w:left="0" w:firstLine="720"/>
-        <w:rPr>
-          <w:szCs w:val="28"/>
-        </w:rPr>
-      </w:pPr>
-      <w:r>
-        <w:rPr>
-          <w:szCs w:val="28"/>
-        </w:rPr>
-        <w:t>Một là, tuyệt đối trung thành với mục tiêu, lý tưởng cách mạng của Đảng; kiên định con đường độc lập dân tộc gắn liền với chủ nghĩa xã hội mà Chủ tịch Hồ Chí Minh, Đảng và Nhân dân ta đã lựa chọn.</w:t>
-      </w:r>
-    </w:p>
-    <w:p>
-      <w:pPr>
-        <w:spacing w:after="0"/>
-        <w:ind w:left="0" w:firstLine="720"/>
-        <w:rPr>
-          <w:szCs w:val="28"/>
-        </w:rPr>
-      </w:pPr>
-      <w:r>
-        <w:rPr>
-          <w:szCs w:val="28"/>
-        </w:rPr>
-        <w:t xml:space="preserve">Hai là, tích cực học tập và làm theo tư tưởng, đạo đức, phong cách Hồ Chí Minh bằng những việc làm cụ thể; rèn luyện bản lĩnh chính trị vững vàng, đạo đức </w:t>
-      </w:r>
-      <w:r>
-        <w:rPr>
-          <w:szCs w:val="28"/>
-        </w:rPr>
-        <w:lastRenderedPageBreak/>
-        <w:t>trong sáng, lối sống giản dị, tinh thần trách nhiệm cao, ý thức tổ chức kỷ luật nghiêm và phong cách công tác khoa học.</w:t>
-      </w:r>
-    </w:p>
-    <w:p>
-      <w:pPr>
-        <w:spacing w:after="0"/>
-        <w:ind w:left="0" w:firstLine="720"/>
-        <w:rPr>
-          <w:szCs w:val="28"/>
-        </w:rPr>
-      </w:pPr>
-      <w:r>
-        <w:rPr>
-          <w:szCs w:val="28"/>
-        </w:rPr>
-        <w:t>Ba là, phát huy phẩm chất cao đẹp "Bộ đội Cụ Hồ", không ngừng nâng cao trình độ mọi mặt, sẵn sàng nhận và hoàn thành xuất sắc mọi nhiệm vụ; góp phần xây dựng Quân đội nhân dân Việt Nam cách mạng, chính quy, tinh nhuệ, hiện đại; bảo vệ vững chắc độc lập, chủ quyền, thống nhất và toàn vẹn lãnh thổ của Tổ quốc.</w:t>
-      </w:r>
-    </w:p>
-    <w:p>
-      <w:pPr>
-        <w:spacing w:after="0"/>
-        <w:ind w:left="0" w:firstLine="720"/>
-        <w:rPr>
-          <w:i/>
-          <w:iCs/>
-          <w:szCs w:val="28"/>
-        </w:rPr>
-      </w:pPr>
-      <w:r>
-        <w:rPr>
-          <w:i/>
-          <w:iCs/>
-          <w:szCs w:val="28"/>
-        </w:rPr>
-        <w:t>Kính thưa các đồng chí!</w:t>
-      </w:r>
-    </w:p>
-    <w:p>
-      <w:pPr>
-        <w:spacing w:after="0"/>
-        <w:ind w:left="0" w:firstLine="720"/>
-        <w:rPr>
-          <w:szCs w:val="28"/>
-          <w:lang w:val="en-US"/>
-        </w:rPr>
-      </w:pPr>
-      <w:r>
-        <w:rPr>
-          <w:szCs w:val="28"/>
-        </w:rPr>
-        <w:t>Cuộc đời và sự nghiệp của Chủ tịch Hồ Chí Minh là bản anh hùng ca bất diệt về lòng yêu nước, ý chí cách mạng và đức hy sinh cao cả vì dân, vì nước. Mỗi hình ảnh trong mảng trưng bày không chỉ giúp chúng ta hiểu sâu sắc hơn về cuộc đời của Người mà còn nhắc nhở mỗi cán bộ, chiến sĩ phải luôn khắc ghi lời dạy của Bác, tiếp tục học tập, rèn luyện, cống hiến, xứng đáng với niềm tin của Đảng, Nhà nước, Quân đội và Nhân dân; quyết tâm xây dựng đơn vị vững mạnh toàn diện "mẫu mực, tiêu biểu", hoàn thành xuất sắc mọi nhiệm vụ được giao</w:t>
-      </w:r>
-      <w:r>
-        <w:rPr>
-          <w:szCs w:val="28"/>
-          <w:lang w:val="vi-VN"/>
-        </w:rPr>
-        <w:t>.</w:t>
+        <w:rPr>
+          <w:b/>
+          <w:bCs/>
+        </w:rPr>
+        <w:t xml:space="preserve"> trung với đảng, hiếu với dân, sẵn sàng chiến đấu, hy sinh vì độc lập tự do của tổ quốc, vì chủ nghĩa xã hội, nhiệm vụ nào cũng hoàn thành, khó khăn nào cũng vượt qua, kẻ thù nào cũng đánh thắng”.</w:t>
       </w:r>
     </w:p>
     <w:p/>
     <w:sectPr>
-      <w:pgSz w:w="11906" w:h="16838"/>
-      <w:pgMar w:top="1418" w:right="851" w:bottom="1134" w:left="1701" w:header="720" w:footer="720" w:gutter="0"/>
-      <w:cols w:space="720"/>
+      <w:pgSz w:w="12240" w:h="15840"/>
+      <w:pgMar w:top="1440" w:right="1440" w:bottom="1440" w:left="1440" w:header="708" w:footer="708" w:gutter="0"/>
+      <w:cols w:space="708"/>
       <w:docGrid w:linePitch="360"/>
     </w:sectPr>
   </w:body>
@@ -1520,7 +2147,7 @@
         <w:kern w:val="2"/>
         <w:sz w:val="24"/>
         <w:szCs w:val="24"/>
-        <w:lang w:val="en-US" w:eastAsia="en-US" w:bidi="ar-SA"/>
+        <w:lang w:val="vi-VN" w:eastAsia="en-US" w:bidi="ar-SA"/>
         <w14:ligatures w14:val="standardContextual"/>
       </w:rPr>
     </w:rPrDefault>
@@ -1911,7 +2538,7 @@
   <w:style w:type="paragraph" w:default="1" w:styleId="Normal">
     <w:name w:val="Normal"/>
     <w:qFormat/>
-    <w:rsid w:val="00BE44E8"/>
+    <w:rsid w:val="005C7AD5"/>
     <w:pPr>
       <w:spacing w:after="60" w:line="240" w:lineRule="auto"/>
       <w:ind w:left="1134" w:firstLine="499"/>
@@ -1931,11 +2558,11 @@
     <w:link w:val="Heading1Char"/>
     <w:uiPriority w:val="9"/>
     <w:qFormat/>
-    <w:rsid w:val="00BE44E8"/>
+    <w:rsid w:val="005C7AD5"/>
     <w:pPr>
       <w:keepNext/>
       <w:keepLines/>
-      <w:spacing w:before="360" w:after="80"/>
+      <w:spacing w:before="360" w:after="80" w:line="278" w:lineRule="auto"/>
       <w:ind w:left="0" w:firstLine="0"/>
       <w:jc w:val="left"/>
       <w:outlineLvl w:val="0"/>
@@ -1945,7 +2572,7 @@
       <w:color w:val="2F5496" w:themeColor="accent1" w:themeShade="BF"/>
       <w:sz w:val="40"/>
       <w:szCs w:val="40"/>
-      <w:lang w:val="en-US"/>
+      <w:lang w:val="vi-VN"/>
     </w:rPr>
   </w:style>
   <w:style w:type="paragraph" w:styleId="Heading2">
@@ -1957,11 +2584,11 @@
     <w:semiHidden/>
     <w:unhideWhenUsed/>
     <w:qFormat/>
-    <w:rsid w:val="00BE44E8"/>
+    <w:rsid w:val="005C7AD5"/>
     <w:pPr>
       <w:keepNext/>
       <w:keepLines/>
-      <w:spacing w:before="160" w:after="80"/>
+      <w:spacing w:before="160" w:after="80" w:line="278" w:lineRule="auto"/>
       <w:ind w:left="0" w:firstLine="0"/>
       <w:jc w:val="left"/>
       <w:outlineLvl w:val="1"/>
@@ -1971,7 +2598,7 @@
       <w:color w:val="2F5496" w:themeColor="accent1" w:themeShade="BF"/>
       <w:sz w:val="32"/>
       <w:szCs w:val="32"/>
-      <w:lang w:val="en-US"/>
+      <w:lang w:val="vi-VN"/>
     </w:rPr>
   </w:style>
   <w:style w:type="paragraph" w:styleId="Heading3">
@@ -1983,11 +2610,11 @@
     <w:semiHidden/>
     <w:unhideWhenUsed/>
     <w:qFormat/>
-    <w:rsid w:val="00BE44E8"/>
+    <w:rsid w:val="005C7AD5"/>
     <w:pPr>
       <w:keepNext/>
       <w:keepLines/>
-      <w:spacing w:before="160" w:after="80"/>
+      <w:spacing w:before="160" w:after="80" w:line="278" w:lineRule="auto"/>
       <w:ind w:left="0" w:firstLine="0"/>
       <w:jc w:val="left"/>
       <w:outlineLvl w:val="2"/>
@@ -1996,7 +2623,7 @@
       <w:rFonts w:asciiTheme="minorHAnsi" w:eastAsiaTheme="majorEastAsia" w:hAnsiTheme="minorHAnsi" w:cstheme="majorBidi"/>
       <w:color w:val="2F5496" w:themeColor="accent1" w:themeShade="BF"/>
       <w:szCs w:val="28"/>
-      <w:lang w:val="en-US"/>
+      <w:lang w:val="vi-VN"/>
     </w:rPr>
   </w:style>
   <w:style w:type="paragraph" w:styleId="Heading4">
@@ -2008,11 +2635,11 @@
     <w:semiHidden/>
     <w:unhideWhenUsed/>
     <w:qFormat/>
-    <w:rsid w:val="00BE44E8"/>
+    <w:rsid w:val="005C7AD5"/>
     <w:pPr>
       <w:keepNext/>
       <w:keepLines/>
-      <w:spacing w:before="80" w:after="40"/>
+      <w:spacing w:before="80" w:after="40" w:line="278" w:lineRule="auto"/>
       <w:ind w:left="0" w:firstLine="0"/>
       <w:jc w:val="left"/>
       <w:outlineLvl w:val="3"/>
@@ -2024,7 +2651,7 @@
       <w:color w:val="2F5496" w:themeColor="accent1" w:themeShade="BF"/>
       <w:sz w:val="24"/>
       <w:szCs w:val="24"/>
-      <w:lang w:val="en-US"/>
+      <w:lang w:val="vi-VN"/>
     </w:rPr>
   </w:style>
   <w:style w:type="paragraph" w:styleId="Heading5">
@@ -2036,11 +2663,11 @@
     <w:semiHidden/>
     <w:unhideWhenUsed/>
     <w:qFormat/>
-    <w:rsid w:val="00BE44E8"/>
+    <w:rsid w:val="005C7AD5"/>
     <w:pPr>
       <w:keepNext/>
       <w:keepLines/>
-      <w:spacing w:before="80" w:after="40"/>
+      <w:spacing w:before="80" w:after="40" w:line="278" w:lineRule="auto"/>
       <w:ind w:left="0" w:firstLine="0"/>
       <w:jc w:val="left"/>
       <w:outlineLvl w:val="4"/>
@@ -2050,7 +2677,7 @@
       <w:color w:val="2F5496" w:themeColor="accent1" w:themeShade="BF"/>
       <w:sz w:val="24"/>
       <w:szCs w:val="24"/>
-      <w:lang w:val="en-US"/>
+      <w:lang w:val="vi-VN"/>
     </w:rPr>
   </w:style>
   <w:style w:type="paragraph" w:styleId="Heading6">
@@ -2062,11 +2689,11 @@
     <w:semiHidden/>
     <w:unhideWhenUsed/>
     <w:qFormat/>
-    <w:rsid w:val="00BE44E8"/>
+    <w:rsid w:val="005C7AD5"/>
     <w:pPr>
       <w:keepNext/>
       <w:keepLines/>
-      <w:spacing w:before="40" w:after="0"/>
+      <w:spacing w:before="40" w:after="0" w:line="278" w:lineRule="auto"/>
       <w:ind w:left="0" w:firstLine="0"/>
       <w:jc w:val="left"/>
       <w:outlineLvl w:val="5"/>
@@ -2078,7 +2705,7 @@
       <w:color w:val="595959" w:themeColor="text1" w:themeTint="A6"/>
       <w:sz w:val="24"/>
       <w:szCs w:val="24"/>
-      <w:lang w:val="en-US"/>
+      <w:lang w:val="vi-VN"/>
     </w:rPr>
   </w:style>
   <w:style w:type="paragraph" w:styleId="Heading7">
@@ -2090,11 +2717,11 @@
     <w:semiHidden/>
     <w:unhideWhenUsed/>
     <w:qFormat/>
-    <w:rsid w:val="00BE44E8"/>
+    <w:rsid w:val="005C7AD5"/>
     <w:pPr>
       <w:keepNext/>
       <w:keepLines/>
-      <w:spacing w:before="40" w:after="0"/>
+      <w:spacing w:before="40" w:after="0" w:line="278" w:lineRule="auto"/>
       <w:ind w:left="0" w:firstLine="0"/>
       <w:jc w:val="left"/>
       <w:outlineLvl w:val="6"/>
@@ -2104,7 +2731,7 @@
       <w:color w:val="595959" w:themeColor="text1" w:themeTint="A6"/>
       <w:sz w:val="24"/>
       <w:szCs w:val="24"/>
-      <w:lang w:val="en-US"/>
+      <w:lang w:val="vi-VN"/>
     </w:rPr>
   </w:style>
   <w:style w:type="paragraph" w:styleId="Heading8">
@@ -2116,11 +2743,11 @@
     <w:semiHidden/>
     <w:unhideWhenUsed/>
     <w:qFormat/>
-    <w:rsid w:val="00BE44E8"/>
+    <w:rsid w:val="005C7AD5"/>
     <w:pPr>
       <w:keepNext/>
       <w:keepLines/>
-      <w:spacing w:after="0"/>
+      <w:spacing w:after="0" w:line="278" w:lineRule="auto"/>
       <w:ind w:left="0" w:firstLine="0"/>
       <w:jc w:val="left"/>
       <w:outlineLvl w:val="7"/>
@@ -2132,7 +2759,7 @@
       <w:color w:val="272727" w:themeColor="text1" w:themeTint="D8"/>
       <w:sz w:val="24"/>
       <w:szCs w:val="24"/>
-      <w:lang w:val="en-US"/>
+      <w:lang w:val="vi-VN"/>
     </w:rPr>
   </w:style>
   <w:style w:type="paragraph" w:styleId="Heading9">
@@ -2144,11 +2771,11 @@
     <w:semiHidden/>
     <w:unhideWhenUsed/>
     <w:qFormat/>
-    <w:rsid w:val="00BE44E8"/>
+    <w:rsid w:val="005C7AD5"/>
     <w:pPr>
       <w:keepNext/>
       <w:keepLines/>
-      <w:spacing w:after="0"/>
+      <w:spacing w:after="0" w:line="278" w:lineRule="auto"/>
       <w:ind w:left="0" w:firstLine="0"/>
       <w:jc w:val="left"/>
       <w:outlineLvl w:val="8"/>
@@ -2158,7 +2785,7 @@
       <w:color w:val="272727" w:themeColor="text1" w:themeTint="D8"/>
       <w:sz w:val="24"/>
       <w:szCs w:val="24"/>
-      <w:lang w:val="en-US"/>
+      <w:lang w:val="vi-VN"/>
     </w:rPr>
   </w:style>
   <w:style w:type="character" w:default="1" w:styleId="DefaultParagraphFont">
@@ -2193,7 +2820,7 @@
     <w:basedOn w:val="DefaultParagraphFont"/>
     <w:link w:val="Heading1"/>
     <w:uiPriority w:val="9"/>
-    <w:rsid w:val="00BE44E8"/>
+    <w:rsid w:val="005C7AD5"/>
     <w:rPr>
       <w:rFonts w:asciiTheme="majorHAnsi" w:eastAsiaTheme="majorEastAsia" w:hAnsiTheme="majorHAnsi" w:cstheme="majorBidi"/>
       <w:color w:val="2F5496" w:themeColor="accent1" w:themeShade="BF"/>
@@ -2207,7 +2834,7 @@
     <w:link w:val="Heading2"/>
     <w:uiPriority w:val="9"/>
     <w:semiHidden/>
-    <w:rsid w:val="00BE44E8"/>
+    <w:rsid w:val="005C7AD5"/>
     <w:rPr>
       <w:rFonts w:asciiTheme="majorHAnsi" w:eastAsiaTheme="majorEastAsia" w:hAnsiTheme="majorHAnsi" w:cstheme="majorBidi"/>
       <w:color w:val="2F5496" w:themeColor="accent1" w:themeShade="BF"/>
@@ -2221,7 +2848,7 @@
     <w:link w:val="Heading3"/>
     <w:uiPriority w:val="9"/>
     <w:semiHidden/>
-    <w:rsid w:val="00BE44E8"/>
+    <w:rsid w:val="005C7AD5"/>
     <w:rPr>
       <w:rFonts w:eastAsiaTheme="majorEastAsia" w:cstheme="majorBidi"/>
       <w:color w:val="2F5496" w:themeColor="accent1" w:themeShade="BF"/>
@@ -2235,7 +2862,7 @@
     <w:link w:val="Heading4"/>
     <w:uiPriority w:val="9"/>
     <w:semiHidden/>
-    <w:rsid w:val="00BE44E8"/>
+    <w:rsid w:val="005C7AD5"/>
     <w:rPr>
       <w:rFonts w:eastAsiaTheme="majorEastAsia" w:cstheme="majorBidi"/>
       <w:i/>
@@ -2249,7 +2876,7 @@
     <w:link w:val="Heading5"/>
     <w:uiPriority w:val="9"/>
     <w:semiHidden/>
-    <w:rsid w:val="00BE44E8"/>
+    <w:rsid w:val="005C7AD5"/>
     <w:rPr>
       <w:rFonts w:eastAsiaTheme="majorEastAsia" w:cstheme="majorBidi"/>
       <w:color w:val="2F5496" w:themeColor="accent1" w:themeShade="BF"/>
@@ -2261,7 +2888,7 @@
     <w:link w:val="Heading6"/>
     <w:uiPriority w:val="9"/>
     <w:semiHidden/>
-    <w:rsid w:val="00BE44E8"/>
+    <w:rsid w:val="005C7AD5"/>
     <w:rPr>
       <w:rFonts w:eastAsiaTheme="majorEastAsia" w:cstheme="majorBidi"/>
       <w:i/>
@@ -2275,7 +2902,7 @@
     <w:link w:val="Heading7"/>
     <w:uiPriority w:val="9"/>
     <w:semiHidden/>
-    <w:rsid w:val="00BE44E8"/>
+    <w:rsid w:val="005C7AD5"/>
     <w:rPr>
       <w:rFonts w:eastAsiaTheme="majorEastAsia" w:cstheme="majorBidi"/>
       <w:color w:val="595959" w:themeColor="text1" w:themeTint="A6"/>
@@ -2287,7 +2914,7 @@
     <w:link w:val="Heading8"/>
     <w:uiPriority w:val="9"/>
     <w:semiHidden/>
-    <w:rsid w:val="00BE44E8"/>
+    <w:rsid w:val="005C7AD5"/>
     <w:rPr>
       <w:rFonts w:eastAsiaTheme="majorEastAsia" w:cstheme="majorBidi"/>
       <w:i/>
@@ -2301,7 +2928,7 @@
     <w:link w:val="Heading9"/>
     <w:uiPriority w:val="9"/>
     <w:semiHidden/>
-    <w:rsid w:val="00BE44E8"/>
+    <w:rsid w:val="005C7AD5"/>
     <w:rPr>
       <w:rFonts w:eastAsiaTheme="majorEastAsia" w:cstheme="majorBidi"/>
       <w:color w:val="272727" w:themeColor="text1" w:themeTint="D8"/>
@@ -2314,7 +2941,7 @@
     <w:link w:val="TitleChar"/>
     <w:uiPriority w:val="10"/>
     <w:qFormat/>
-    <w:rsid w:val="00BE44E8"/>
+    <w:rsid w:val="005C7AD5"/>
     <w:pPr>
       <w:spacing w:after="80"/>
       <w:ind w:left="0" w:firstLine="0"/>
@@ -2327,7 +2954,7 @@
       <w:kern w:val="28"/>
       <w:sz w:val="56"/>
       <w:szCs w:val="56"/>
-      <w:lang w:val="en-US"/>
+      <w:lang w:val="vi-VN"/>
     </w:rPr>
   </w:style>
   <w:style w:type="character" w:customStyle="1" w:styleId="TitleChar">
@@ -2335,7 +2962,7 @@
     <w:basedOn w:val="DefaultParagraphFont"/>
     <w:link w:val="Title"/>
     <w:uiPriority w:val="10"/>
-    <w:rsid w:val="00BE44E8"/>
+    <w:rsid w:val="005C7AD5"/>
     <w:rPr>
       <w:rFonts w:asciiTheme="majorHAnsi" w:eastAsiaTheme="majorEastAsia" w:hAnsiTheme="majorHAnsi" w:cstheme="majorBidi"/>
       <w:spacing w:val="-10"/>
@@ -2351,12 +2978,12 @@
     <w:link w:val="SubtitleChar"/>
     <w:uiPriority w:val="11"/>
     <w:qFormat/>
-    <w:rsid w:val="00BE44E8"/>
+    <w:rsid w:val="005C7AD5"/>
     <w:pPr>
       <w:numPr>
         <w:ilvl w:val="1"/>
       </w:numPr>
-      <w:spacing w:after="160"/>
+      <w:spacing w:after="160" w:line="278" w:lineRule="auto"/>
       <w:jc w:val="left"/>
     </w:pPr>
     <w:rPr>
@@ -2364,7 +2991,7 @@
       <w:color w:val="595959" w:themeColor="text1" w:themeTint="A6"/>
       <w:spacing w:val="15"/>
       <w:szCs w:val="28"/>
-      <w:lang w:val="en-US"/>
+      <w:lang w:val="vi-VN"/>
     </w:rPr>
   </w:style>
   <w:style w:type="character" w:customStyle="1" w:styleId="SubtitleChar">
@@ -2372,7 +2999,7 @@
     <w:basedOn w:val="DefaultParagraphFont"/>
     <w:link w:val="Subtitle"/>
     <w:uiPriority w:val="11"/>
-    <w:rsid w:val="00BE44E8"/>
+    <w:rsid w:val="005C7AD5"/>
     <w:rPr>
       <w:rFonts w:eastAsiaTheme="majorEastAsia" w:cstheme="majorBidi"/>
       <w:color w:val="595959" w:themeColor="text1" w:themeTint="A6"/>
@@ -2388,9 +3015,9 @@
     <w:link w:val="QuoteChar"/>
     <w:uiPriority w:val="29"/>
     <w:qFormat/>
-    <w:rsid w:val="00BE44E8"/>
+    <w:rsid w:val="005C7AD5"/>
     <w:pPr>
-      <w:spacing w:before="160" w:after="160"/>
+      <w:spacing w:before="160" w:after="160" w:line="278" w:lineRule="auto"/>
       <w:ind w:left="0" w:firstLine="0"/>
       <w:jc w:val="center"/>
     </w:pPr>
@@ -2401,7 +3028,7 @@
       <w:color w:val="404040" w:themeColor="text1" w:themeTint="BF"/>
       <w:sz w:val="24"/>
       <w:szCs w:val="24"/>
-      <w:lang w:val="en-US"/>
+      <w:lang w:val="vi-VN"/>
     </w:rPr>
   </w:style>
   <w:style w:type="character" w:customStyle="1" w:styleId="QuoteChar">
@@ -2409,7 +3036,7 @@
     <w:basedOn w:val="DefaultParagraphFont"/>
     <w:link w:val="Quote"/>
     <w:uiPriority w:val="29"/>
-    <w:rsid w:val="00BE44E8"/>
+    <w:rsid w:val="005C7AD5"/>
     <w:rPr>
       <w:i/>
       <w:iCs/>
@@ -2421,9 +3048,9 @@
     <w:basedOn w:val="Normal"/>
     <w:uiPriority w:val="34"/>
     <w:qFormat/>
-    <w:rsid w:val="00BE44E8"/>
+    <w:rsid w:val="005C7AD5"/>
     <w:pPr>
-      <w:spacing w:after="0"/>
+      <w:spacing w:after="160" w:line="278" w:lineRule="auto"/>
       <w:ind w:left="720" w:firstLine="0"/>
       <w:contextualSpacing/>
       <w:jc w:val="left"/>
@@ -2432,7 +3059,7 @@
       <w:rFonts w:asciiTheme="minorHAnsi" w:hAnsiTheme="minorHAnsi"/>
       <w:sz w:val="24"/>
       <w:szCs w:val="24"/>
-      <w:lang w:val="en-US"/>
+      <w:lang w:val="vi-VN"/>
     </w:rPr>
   </w:style>
   <w:style w:type="character" w:styleId="IntenseEmphasis">
@@ -2440,7 +3067,7 @@
     <w:basedOn w:val="DefaultParagraphFont"/>
     <w:uiPriority w:val="21"/>
     <w:qFormat/>
-    <w:rsid w:val="00BE44E8"/>
+    <w:rsid w:val="005C7AD5"/>
     <w:rPr>
       <w:i/>
       <w:iCs/>
@@ -2454,13 +3081,13 @@
     <w:link w:val="IntenseQuoteChar"/>
     <w:uiPriority w:val="30"/>
     <w:qFormat/>
-    <w:rsid w:val="00BE44E8"/>
+    <w:rsid w:val="005C7AD5"/>
     <w:pPr>
       <w:pBdr>
         <w:top w:val="single" w:sz="4" w:space="10" w:color="2F5496" w:themeColor="accent1" w:themeShade="BF"/>
         <w:bottom w:val="single" w:sz="4" w:space="10" w:color="2F5496" w:themeColor="accent1" w:themeShade="BF"/>
       </w:pBdr>
-      <w:spacing w:before="360" w:after="360"/>
+      <w:spacing w:before="360" w:after="360" w:line="278" w:lineRule="auto"/>
       <w:ind w:left="864" w:right="864" w:firstLine="0"/>
       <w:jc w:val="center"/>
     </w:pPr>
@@ -2471,7 +3098,7 @@
       <w:color w:val="2F5496" w:themeColor="accent1" w:themeShade="BF"/>
       <w:sz w:val="24"/>
       <w:szCs w:val="24"/>
-      <w:lang w:val="en-US"/>
+      <w:lang w:val="vi-VN"/>
     </w:rPr>
   </w:style>
   <w:style w:type="character" w:customStyle="1" w:styleId="IntenseQuoteChar">
@@ -2479,7 +3106,7 @@
     <w:basedOn w:val="DefaultParagraphFont"/>
     <w:link w:val="IntenseQuote"/>
     <w:uiPriority w:val="30"/>
-    <w:rsid w:val="00BE44E8"/>
+    <w:rsid w:val="005C7AD5"/>
     <w:rPr>
       <w:i/>
       <w:iCs/>
@@ -2491,7 +3118,7 @@
     <w:basedOn w:val="DefaultParagraphFont"/>
     <w:uiPriority w:val="32"/>
     <w:qFormat/>
-    <w:rsid w:val="00BE44E8"/>
+    <w:rsid w:val="005C7AD5"/>
     <w:rPr>
       <w:b/>
       <w:bCs/>
@@ -2601,7 +3228,7 @@
         <a:latin typeface="Calibri" panose="020F0502020204030204"/>
         <a:ea typeface=""/>
         <a:cs typeface=""/>
-        <a:font script="Jpan" typeface="游ゴシック"/>
+        <a:font script="Jpan" typeface="游明朝"/>
         <a:font script="Hang" typeface="맑은 고딕"/>
         <a:font script="Hans" typeface="等线"/>
         <a:font script="Hant" typeface="新細明體"/>
